--- a/AI/Notes/unit-2.docx
+++ b/AI/Notes/unit-2.docx
@@ -219,8 +219,13 @@
               <w:spacing w:after="160" w:line="259" w:lineRule="auto"/>
               <w:cnfStyle w:val="000000100000" w:firstRow="0" w:lastRow="0" w:firstColumn="0" w:lastColumn="0" w:oddVBand="0" w:evenVBand="0" w:oddHBand="1" w:evenHBand="0" w:firstRowFirstColumn="0" w:firstRowLastColumn="0" w:lastRowFirstColumn="0" w:lastRowLastColumn="0"/>
             </w:pPr>
-            <w:r>
-              <w:t>Behavior of production systems during problem solving</w:t>
+            <w:proofErr w:type="spellStart"/>
+            <w:r>
+              <w:t>Behavior</w:t>
+            </w:r>
+            <w:proofErr w:type="spellEnd"/>
+            <w:r>
+              <w:t xml:space="preserve"> of production systems during problem solving</w:t>
             </w:r>
           </w:p>
         </w:tc>
@@ -639,7 +644,7 @@
     <w:p>
       <w:r>
         <w:pict w14:anchorId="2C9C9306">
-          <v:rect id="_x0000_i1733" style="width:0;height:1.5pt" o:hralign="center" o:hrstd="t" o:hr="t" fillcolor="#a0a0a0" stroked="f"/>
+          <v:rect id="_x0000_i1025" style="width:0;height:1.5pt" o:hralign="center" o:hrstd="t" o:hr="t" fillcolor="#a0a0a0" stroked="f"/>
         </w:pict>
       </w:r>
     </w:p>
@@ -949,7 +954,7 @@
     <w:p>
       <w:r>
         <w:pict w14:anchorId="0DC11843">
-          <v:rect id="_x0000_i1734" style="width:0;height:1.5pt" o:hralign="center" o:hrstd="t" o:hr="t" fillcolor="#a0a0a0" stroked="f"/>
+          <v:rect id="_x0000_i1026" style="width:0;height:1.5pt" o:hralign="center" o:hrstd="t" o:hr="t" fillcolor="#a0a0a0" stroked="f"/>
         </w:pict>
       </w:r>
     </w:p>
@@ -1031,7 +1036,7 @@
     <w:p>
       <w:r>
         <w:pict w14:anchorId="43CC75F7">
-          <v:rect id="_x0000_i1735" style="width:0;height:1.5pt" o:hralign="center" o:hrstd="t" o:hr="t" fillcolor="#a0a0a0" stroked="f"/>
+          <v:rect id="_x0000_i1027" style="width:0;height:1.5pt" o:hralign="center" o:hrstd="t" o:hr="t" fillcolor="#a0a0a0" stroked="f"/>
         </w:pict>
       </w:r>
     </w:p>
@@ -1139,7 +1144,7 @@
     <w:p>
       <w:r>
         <w:pict w14:anchorId="15D66458">
-          <v:rect id="_x0000_i1736" style="width:0;height:1.5pt" o:hralign="center" o:hrstd="t" o:hr="t" fillcolor="#a0a0a0" stroked="f"/>
+          <v:rect id="_x0000_i1028" style="width:0;height:1.5pt" o:hralign="center" o:hrstd="t" o:hr="t" fillcolor="#a0a0a0" stroked="f"/>
         </w:pict>
       </w:r>
     </w:p>
@@ -1173,7 +1178,7 @@
     <w:p>
       <w:r>
         <w:pict w14:anchorId="5CD42EC0">
-          <v:rect id="_x0000_i1737" style="width:0;height:1.5pt" o:hralign="center" o:hrstd="t" o:hr="t" fillcolor="#a0a0a0" stroked="f"/>
+          <v:rect id="_x0000_i1029" style="width:0;height:1.5pt" o:hralign="center" o:hrstd="t" o:hr="t" fillcolor="#a0a0a0" stroked="f"/>
         </w:pict>
       </w:r>
     </w:p>
@@ -1279,7 +1284,7 @@
     <w:p>
       <w:r>
         <w:pict w14:anchorId="53127116">
-          <v:rect id="_x0000_i1738" style="width:0;height:1.5pt" o:hralign="center" o:hrstd="t" o:hr="t" fillcolor="#a0a0a0" stroked="f"/>
+          <v:rect id="_x0000_i1030" style="width:0;height:1.5pt" o:hralign="center" o:hrstd="t" o:hr="t" fillcolor="#a0a0a0" stroked="f"/>
         </w:pict>
       </w:r>
     </w:p>
@@ -1341,7 +1346,7 @@
     <w:p>
       <w:r>
         <w:pict w14:anchorId="05894412">
-          <v:rect id="_x0000_i1739" style="width:0;height:1.5pt" o:hralign="center" o:hrstd="t" o:hr="t" fillcolor="#a0a0a0" stroked="f"/>
+          <v:rect id="_x0000_i1031" style="width:0;height:1.5pt" o:hralign="center" o:hrstd="t" o:hr="t" fillcolor="#a0a0a0" stroked="f"/>
         </w:pict>
       </w:r>
     </w:p>
@@ -1383,7 +1388,7 @@
     <w:p>
       <w:r>
         <w:pict w14:anchorId="7E05094D">
-          <v:rect id="_x0000_i1740" style="width:0;height:1.5pt" o:hralign="center" o:hrstd="t" o:hr="t" fillcolor="#a0a0a0" stroked="f"/>
+          <v:rect id="_x0000_i1032" style="width:0;height:1.5pt" o:hralign="center" o:hrstd="t" o:hr="t" fillcolor="#a0a0a0" stroked="f"/>
         </w:pict>
       </w:r>
     </w:p>
@@ -1458,7 +1463,7 @@
     <w:p>
       <w:r>
         <w:pict w14:anchorId="2242D9F7">
-          <v:rect id="_x0000_i1741" style="width:0;height:1.5pt" o:hralign="center" o:hrstd="t" o:hr="t" fillcolor="#a0a0a0" stroked="f"/>
+          <v:rect id="_x0000_i1033" style="width:0;height:1.5pt" o:hralign="center" o:hrstd="t" o:hr="t" fillcolor="#a0a0a0" stroked="f"/>
         </w:pict>
       </w:r>
     </w:p>
@@ -1530,7 +1535,7 @@
     <w:p>
       <w:r>
         <w:pict w14:anchorId="79B0B078">
-          <v:rect id="_x0000_i1742" style="width:0;height:1.5pt" o:hralign="center" o:hrstd="t" o:hr="t" fillcolor="#a0a0a0" stroked="f"/>
+          <v:rect id="_x0000_i1034" style="width:0;height:1.5pt" o:hralign="center" o:hrstd="t" o:hr="t" fillcolor="#a0a0a0" stroked="f"/>
         </w:pict>
       </w:r>
     </w:p>
@@ -1573,7 +1578,7 @@
     <w:p>
       <w:r>
         <w:pict w14:anchorId="0A6EE056">
-          <v:rect id="_x0000_i1743" style="width:0;height:1.5pt" o:hralign="center" o:hrstd="t" o:hr="t" fillcolor="#a0a0a0" stroked="f"/>
+          <v:rect id="_x0000_i1035" style="width:0;height:1.5pt" o:hralign="center" o:hrstd="t" o:hr="t" fillcolor="#a0a0a0" stroked="f"/>
         </w:pict>
       </w:r>
     </w:p>
@@ -1628,7 +1633,7 @@
     <w:p>
       <w:r>
         <w:pict w14:anchorId="5AA0F6B7">
-          <v:rect id="_x0000_i1744" style="width:0;height:1.5pt" o:hralign="center" o:hrstd="t" o:hr="t" fillcolor="#a0a0a0" stroked="f"/>
+          <v:rect id="_x0000_i1036" style="width:0;height:1.5pt" o:hralign="center" o:hrstd="t" o:hr="t" fillcolor="#a0a0a0" stroked="f"/>
         </w:pict>
       </w:r>
     </w:p>
@@ -1700,7 +1705,7 @@
     <w:p>
       <w:r>
         <w:pict w14:anchorId="6C25C283">
-          <v:rect id="_x0000_i1745" style="width:0;height:1.5pt" o:hralign="center" o:hrstd="t" o:hr="t" fillcolor="#a0a0a0" stroked="f"/>
+          <v:rect id="_x0000_i1037" style="width:0;height:1.5pt" o:hralign="center" o:hrstd="t" o:hr="t" fillcolor="#a0a0a0" stroked="f"/>
         </w:pict>
       </w:r>
     </w:p>
@@ -1745,7 +1750,7 @@
     <w:p>
       <w:r>
         <w:pict w14:anchorId="7FA41B57">
-          <v:rect id="_x0000_i1746" style="width:0;height:1.5pt" o:hralign="center" o:hrstd="t" o:hr="t" fillcolor="#a0a0a0" stroked="f"/>
+          <v:rect id="_x0000_i1038" style="width:0;height:1.5pt" o:hralign="center" o:hrstd="t" o:hr="t" fillcolor="#a0a0a0" stroked="f"/>
         </w:pict>
       </w:r>
     </w:p>
@@ -1804,7 +1809,7 @@
     <w:p>
       <w:r>
         <w:pict w14:anchorId="55B9CD45">
-          <v:rect id="_x0000_i1747" style="width:0;height:1.5pt" o:hralign="center" o:hrstd="t" o:hr="t" fillcolor="#a0a0a0" stroked="f"/>
+          <v:rect id="_x0000_i1039" style="width:0;height:1.5pt" o:hralign="center" o:hrstd="t" o:hr="t" fillcolor="#a0a0a0" stroked="f"/>
         </w:pict>
       </w:r>
     </w:p>
@@ -1891,7 +1896,7 @@
       <w:r>
         <w:lastRenderedPageBreak/>
         <w:pict w14:anchorId="5404A2DC">
-          <v:rect id="_x0000_i1748" style="width:0;height:1.5pt" o:hralign="center" o:hrstd="t" o:hr="t" fillcolor="#a0a0a0" stroked="f"/>
+          <v:rect id="_x0000_i1040" style="width:0;height:1.5pt" o:hralign="center" o:hrstd="t" o:hr="t" fillcolor="#a0a0a0" stroked="f"/>
         </w:pict>
       </w:r>
     </w:p>
@@ -1956,7 +1961,7 @@
     <w:p>
       <w:r>
         <w:pict w14:anchorId="50E8C71C">
-          <v:rect id="_x0000_i1749" style="width:0;height:1.5pt" o:hralign="center" o:hrstd="t" o:hr="t" fillcolor="#a0a0a0" stroked="f"/>
+          <v:rect id="_x0000_i1041" style="width:0;height:1.5pt" o:hralign="center" o:hrstd="t" o:hr="t" fillcolor="#a0a0a0" stroked="f"/>
         </w:pict>
       </w:r>
     </w:p>
@@ -2018,7 +2023,7 @@
     <w:p>
       <w:r>
         <w:pict w14:anchorId="0D2B5A50">
-          <v:rect id="_x0000_i1750" style="width:0;height:1.5pt" o:hralign="center" o:hrstd="t" o:hr="t" fillcolor="#a0a0a0" stroked="f"/>
+          <v:rect id="_x0000_i1042" style="width:0;height:1.5pt" o:hralign="center" o:hrstd="t" o:hr="t" fillcolor="#a0a0a0" stroked="f"/>
         </w:pict>
       </w:r>
     </w:p>
@@ -2055,7 +2060,7 @@
     <w:p>
       <w:r>
         <w:pict w14:anchorId="53345A12">
-          <v:rect id="_x0000_i1751" style="width:0;height:1.5pt" o:hralign="center" o:hrstd="t" o:hr="t" fillcolor="#a0a0a0" stroked="f"/>
+          <v:rect id="_x0000_i1043" style="width:0;height:1.5pt" o:hralign="center" o:hrstd="t" o:hr="t" fillcolor="#a0a0a0" stroked="f"/>
         </w:pict>
       </w:r>
     </w:p>
@@ -2203,7 +2208,7 @@
     <w:p>
       <w:r>
         <w:pict w14:anchorId="1A70486C">
-          <v:rect id="_x0000_i1752" style="width:0;height:1.5pt" o:hralign="center" o:hrstd="t" o:hr="t" fillcolor="#a0a0a0" stroked="f"/>
+          <v:rect id="_x0000_i1044" style="width:0;height:1.5pt" o:hralign="center" o:hrstd="t" o:hr="t" fillcolor="#a0a0a0" stroked="f"/>
         </w:pict>
       </w:r>
     </w:p>
@@ -2285,7 +2290,7 @@
     <w:p>
       <w:r>
         <w:pict w14:anchorId="60970F94">
-          <v:rect id="_x0000_i1753" style="width:0;height:1.5pt" o:hralign="center" o:hrstd="t" o:hr="t" fillcolor="#a0a0a0" stroked="f"/>
+          <v:rect id="_x0000_i1045" style="width:0;height:1.5pt" o:hralign="center" o:hrstd="t" o:hr="t" fillcolor="#a0a0a0" stroked="f"/>
         </w:pict>
       </w:r>
     </w:p>
@@ -2347,7 +2352,7 @@
     <w:p>
       <w:r>
         <w:pict w14:anchorId="1E3D9163">
-          <v:rect id="_x0000_i1754" style="width:0;height:1.5pt" o:hralign="center" o:hrstd="t" o:hr="t" fillcolor="#a0a0a0" stroked="f"/>
+          <v:rect id="_x0000_i1046" style="width:0;height:1.5pt" o:hralign="center" o:hrstd="t" o:hr="t" fillcolor="#a0a0a0" stroked="f"/>
         </w:pict>
       </w:r>
     </w:p>
@@ -2599,7 +2604,7 @@
     <w:p>
       <w:r>
         <w:pict w14:anchorId="3AFF36AA">
-          <v:rect id="_x0000_i1755" style="width:0;height:1.5pt" o:hralign="center" o:hrstd="t" o:hr="t" fillcolor="#a0a0a0" stroked="f"/>
+          <v:rect id="_x0000_i1047" style="width:0;height:1.5pt" o:hralign="center" o:hrstd="t" o:hr="t" fillcolor="#a0a0a0" stroked="f"/>
         </w:pict>
       </w:r>
     </w:p>
@@ -2789,7 +2794,7 @@
     <w:p>
       <w:r>
         <w:pict w14:anchorId="6BE0FE55">
-          <v:rect id="_x0000_i1756" style="width:0;height:1.5pt" o:hralign="center" o:hrstd="t" o:hr="t" fillcolor="#a0a0a0" stroked="f"/>
+          <v:rect id="_x0000_i1048" style="width:0;height:1.5pt" o:hralign="center" o:hrstd="t" o:hr="t" fillcolor="#a0a0a0" stroked="f"/>
         </w:pict>
       </w:r>
     </w:p>
@@ -2884,6 +2889,7 @@
           <w:ilvl w:val="0"/>
           <w:numId w:val="5"/>
         </w:numPr>
+        <w:spacing w:after="0"/>
       </w:pPr>
       <w:r>
         <w:t>Breadth First Search</w:t>
@@ -2895,6 +2901,7 @@
           <w:ilvl w:val="0"/>
           <w:numId w:val="5"/>
         </w:numPr>
+        <w:spacing w:after="0"/>
       </w:pPr>
       <w:r>
         <w:t>Depth First Search</w:t>
@@ -2906,6 +2913,7 @@
           <w:ilvl w:val="0"/>
           <w:numId w:val="5"/>
         </w:numPr>
+        <w:spacing w:after="0"/>
       </w:pPr>
       <w:r>
         <w:t>A* Algorithm</w:t>
@@ -2917,6 +2925,7 @@
           <w:ilvl w:val="0"/>
           <w:numId w:val="5"/>
         </w:numPr>
+        <w:spacing w:after="0"/>
       </w:pPr>
       <w:r>
         <w:t>Best First Search</w:t>
@@ -2925,7 +2934,7 @@
     <w:p>
       <w:r>
         <w:pict w14:anchorId="3189F645">
-          <v:rect id="_x0000_i1757" style="width:0;height:1.5pt" o:hralign="center" o:hrstd="t" o:hr="t" fillcolor="#a0a0a0" stroked="f"/>
+          <v:rect id="_x0000_i1049" style="width:0;height:1.5pt" o:hralign="center" o:hrstd="t" o:hr="t" fillcolor="#a0a0a0" stroked="f"/>
         </w:pict>
       </w:r>
     </w:p>
@@ -3337,7 +3346,7 @@
     <w:p>
       <w:r>
         <w:pict w14:anchorId="33CA15BD">
-          <v:rect id="_x0000_i1933" style="width:0;height:1.5pt" o:hralign="center" o:hrstd="t" o:hr="t" fillcolor="#a0a0a0" stroked="f"/>
+          <v:rect id="_x0000_i1050" style="width:0;height:1.5pt" o:hralign="center" o:hrstd="t" o:hr="t" fillcolor="#a0a0a0" stroked="f"/>
         </w:pict>
       </w:r>
     </w:p>
@@ -3442,7 +3451,6 @@
         </w:numPr>
       </w:pPr>
       <w:r>
-        <w:lastRenderedPageBreak/>
         <w:t xml:space="preserve">a </w:t>
       </w:r>
       <w:r>
@@ -3461,6 +3469,7 @@
         </w:numPr>
       </w:pPr>
       <w:r>
+        <w:lastRenderedPageBreak/>
         <w:t xml:space="preserve">a </w:t>
       </w:r>
       <w:r>
@@ -3479,7 +3488,7 @@
     <w:p>
       <w:r>
         <w:pict w14:anchorId="6AB0D417">
-          <v:rect id="_x0000_i1934" style="width:0;height:1.5pt" o:hralign="center" o:hrstd="t" o:hr="t" fillcolor="#a0a0a0" stroked="f"/>
+          <v:rect id="_x0000_i1051" style="width:0;height:1.5pt" o:hralign="center" o:hrstd="t" o:hr="t" fillcolor="#a0a0a0" stroked="f"/>
         </w:pict>
       </w:r>
     </w:p>
@@ -3565,7 +3574,7 @@
     <w:p>
       <w:r>
         <w:pict w14:anchorId="1CC56DCB">
-          <v:rect id="_x0000_i1935" style="width:0;height:1.5pt" o:hralign="center" o:hrstd="t" o:hr="t" fillcolor="#a0a0a0" stroked="f"/>
+          <v:rect id="_x0000_i1052" style="width:0;height:1.5pt" o:hralign="center" o:hrstd="t" o:hr="t" fillcolor="#a0a0a0" stroked="f"/>
         </w:pict>
       </w:r>
     </w:p>
@@ -3740,7 +3749,7 @@
     <w:p>
       <w:r>
         <w:pict w14:anchorId="5D11CCC0">
-          <v:rect id="_x0000_i1936" style="width:0;height:1.5pt" o:hralign="center" o:hrstd="t" o:hr="t" fillcolor="#a0a0a0" stroked="f"/>
+          <v:rect id="_x0000_i1053" style="width:0;height:1.5pt" o:hralign="center" o:hrstd="t" o:hr="t" fillcolor="#a0a0a0" stroked="f"/>
         </w:pict>
       </w:r>
     </w:p>
@@ -3797,7 +3806,7 @@
     <w:p>
       <w:r>
         <w:pict w14:anchorId="0EE8D0F2">
-          <v:rect id="_x0000_i1937" style="width:0;height:1.5pt" o:hralign="center" o:hrstd="t" o:hr="t" fillcolor="#a0a0a0" stroked="f"/>
+          <v:rect id="_x0000_i1054" style="width:0;height:1.5pt" o:hralign="center" o:hrstd="t" o:hr="t" fillcolor="#a0a0a0" stroked="f"/>
         </w:pict>
       </w:r>
     </w:p>
@@ -3860,7 +3869,6 @@
               <w:spacing w:after="160" w:line="259" w:lineRule="auto"/>
             </w:pPr>
             <w:r>
-              <w:lastRenderedPageBreak/>
               <w:t>Part</w:t>
             </w:r>
           </w:p>
@@ -3896,6 +3904,7 @@
               <w:spacing w:after="160" w:line="259" w:lineRule="auto"/>
             </w:pPr>
             <w:r>
+              <w:lastRenderedPageBreak/>
               <w:t>IF condition</w:t>
             </w:r>
           </w:p>
@@ -3952,7 +3961,7 @@
     <w:p>
       <w:r>
         <w:pict w14:anchorId="14A49CAC">
-          <v:rect id="_x0000_i1938" style="width:0;height:1.5pt" o:hralign="center" o:hrstd="t" o:hr="t" fillcolor="#a0a0a0" stroked="f"/>
+          <v:rect id="_x0000_i1055" style="width:0;height:1.5pt" o:hralign="center" o:hrstd="t" o:hr="t" fillcolor="#a0a0a0" stroked="f"/>
         </w:pict>
       </w:r>
     </w:p>
@@ -3994,7 +4003,7 @@
     <w:p>
       <w:r>
         <w:pict w14:anchorId="0A1B3446">
-          <v:rect id="_x0000_i1939" style="width:0;height:1.5pt" o:hralign="center" o:hrstd="t" o:hr="t" fillcolor="#a0a0a0" stroked="f"/>
+          <v:rect id="_x0000_i1056" style="width:0;height:1.5pt" o:hralign="center" o:hrstd="t" o:hr="t" fillcolor="#a0a0a0" stroked="f"/>
         </w:pict>
       </w:r>
     </w:p>
@@ -4039,7 +4048,7 @@
     <w:p>
       <w:r>
         <w:pict w14:anchorId="50B12756">
-          <v:rect id="_x0000_i1940" style="width:0;height:1.5pt" o:hralign="center" o:hrstd="t" o:hr="t" fillcolor="#a0a0a0" stroked="f"/>
+          <v:rect id="_x0000_i1057" style="width:0;height:1.5pt" o:hralign="center" o:hrstd="t" o:hr="t" fillcolor="#a0a0a0" stroked="f"/>
         </w:pict>
       </w:r>
     </w:p>
@@ -4256,7 +4265,7 @@
     <w:p>
       <w:r>
         <w:pict w14:anchorId="373EFA24">
-          <v:rect id="_x0000_i1941" style="width:0;height:1.5pt" o:hralign="center" o:hrstd="t" o:hr="t" fillcolor="#a0a0a0" stroked="f"/>
+          <v:rect id="_x0000_i1058" style="width:0;height:1.5pt" o:hralign="center" o:hrstd="t" o:hr="t" fillcolor="#a0a0a0" stroked="f"/>
         </w:pict>
       </w:r>
     </w:p>
@@ -4323,7 +4332,7 @@
     <w:p>
       <w:r>
         <w:pict w14:anchorId="060F0023">
-          <v:rect id="_x0000_i1942" style="width:0;height:1.5pt" o:hralign="center" o:hrstd="t" o:hr="t" fillcolor="#a0a0a0" stroked="f"/>
+          <v:rect id="_x0000_i1059" style="width:0;height:1.5pt" o:hralign="center" o:hrstd="t" o:hr="t" fillcolor="#a0a0a0" stroked="f"/>
         </w:pict>
       </w:r>
     </w:p>
@@ -4339,12 +4348,12 @@
           <w:b/>
           <w:bCs/>
         </w:rPr>
+        <w:t>Structure of Production Rule</w:t>
+      </w:r>
+    </w:p>
+    <w:p>
+      <w:r>
         <w:lastRenderedPageBreak/>
-        <w:t>Structure of Production Rule</w:t>
-      </w:r>
-    </w:p>
-    <w:p>
-      <w:r>
         <w:t>General form:</w:t>
       </w:r>
     </w:p>
@@ -4370,7 +4379,7 @@
     <w:p>
       <w:r>
         <w:pict w14:anchorId="0884F604">
-          <v:rect id="_x0000_i1943" style="width:0;height:1.5pt" o:hralign="center" o:hrstd="t" o:hr="t" fillcolor="#a0a0a0" stroked="f"/>
+          <v:rect id="_x0000_i1060" style="width:0;height:1.5pt" o:hralign="center" o:hrstd="t" o:hr="t" fillcolor="#a0a0a0" stroked="f"/>
         </w:pict>
       </w:r>
     </w:p>
@@ -4420,7 +4429,7 @@
     <w:p>
       <w:r>
         <w:pict w14:anchorId="6FDEACE0">
-          <v:rect id="_x0000_i1944" style="width:0;height:1.5pt" o:hralign="center" o:hrstd="t" o:hr="t" fillcolor="#a0a0a0" stroked="f"/>
+          <v:rect id="_x0000_i1061" style="width:0;height:1.5pt" o:hralign="center" o:hrstd="t" o:hr="t" fillcolor="#a0a0a0" stroked="f"/>
         </w:pict>
       </w:r>
     </w:p>
@@ -4462,7 +4471,7 @@
     <w:p>
       <w:r>
         <w:pict w14:anchorId="4C9AFAC5">
-          <v:rect id="_x0000_i1945" style="width:0;height:1.5pt" o:hralign="center" o:hrstd="t" o:hr="t" fillcolor="#a0a0a0" stroked="f"/>
+          <v:rect id="_x0000_i1062" style="width:0;height:1.5pt" o:hralign="center" o:hrstd="t" o:hr="t" fillcolor="#a0a0a0" stroked="f"/>
         </w:pict>
       </w:r>
     </w:p>
@@ -4514,7 +4523,7 @@
     <w:p>
       <w:r>
         <w:pict w14:anchorId="709338E5">
-          <v:rect id="_x0000_i1946" style="width:0;height:1.5pt" o:hralign="center" o:hrstd="t" o:hr="t" fillcolor="#a0a0a0" stroked="f"/>
+          <v:rect id="_x0000_i1063" style="width:0;height:1.5pt" o:hralign="center" o:hrstd="t" o:hr="t" fillcolor="#a0a0a0" stroked="f"/>
         </w:pict>
       </w:r>
     </w:p>
@@ -4573,7 +4582,6 @@
         </w:numPr>
       </w:pPr>
       <w:r>
-        <w:lastRenderedPageBreak/>
         <w:t>Execute the rule</w:t>
       </w:r>
     </w:p>
@@ -4585,6 +4593,7 @@
         </w:numPr>
       </w:pPr>
       <w:r>
+        <w:lastRenderedPageBreak/>
         <w:t>Update working memory</w:t>
       </w:r>
     </w:p>
@@ -4596,7 +4605,7 @@
     <w:p>
       <w:r>
         <w:pict w14:anchorId="5AFAA785">
-          <v:rect id="_x0000_i1947" style="width:0;height:1.5pt" o:hralign="center" o:hrstd="t" o:hr="t" fillcolor="#a0a0a0" stroked="f"/>
+          <v:rect id="_x0000_i1064" style="width:0;height:1.5pt" o:hralign="center" o:hrstd="t" o:hr="t" fillcolor="#a0a0a0" stroked="f"/>
         </w:pict>
       </w:r>
     </w:p>
@@ -4786,7 +4795,7 @@
     <w:p>
       <w:r>
         <w:pict w14:anchorId="5CF97CBF">
-          <v:rect id="_x0000_i1948" style="width:0;height:1.5pt" o:hralign="center" o:hrstd="t" o:hr="t" fillcolor="#a0a0a0" stroked="f"/>
+          <v:rect id="_x0000_i1065" style="width:0;height:1.5pt" o:hralign="center" o:hrstd="t" o:hr="t" fillcolor="#a0a0a0" stroked="f"/>
         </w:pict>
       </w:r>
     </w:p>
@@ -4867,7 +4876,7 @@
     <w:p>
       <w:r>
         <w:pict w14:anchorId="6A3386A6">
-          <v:rect id="_x0000_i1949" style="width:0;height:1.5pt" o:hralign="center" o:hrstd="t" o:hr="t" fillcolor="#a0a0a0" stroked="f"/>
+          <v:rect id="_x0000_i1066" style="width:0;height:1.5pt" o:hralign="center" o:hrstd="t" o:hr="t" fillcolor="#a0a0a0" stroked="f"/>
         </w:pict>
       </w:r>
     </w:p>
@@ -4939,7 +4948,7 @@
     <w:p>
       <w:r>
         <w:pict w14:anchorId="55C17149">
-          <v:rect id="_x0000_i1950" style="width:0;height:1.5pt" o:hralign="center" o:hrstd="t" o:hr="t" fillcolor="#a0a0a0" stroked="f"/>
+          <v:rect id="_x0000_i1067" style="width:0;height:1.5pt" o:hralign="center" o:hrstd="t" o:hr="t" fillcolor="#a0a0a0" stroked="f"/>
         </w:pict>
       </w:r>
     </w:p>
@@ -4960,12 +4969,12 @@
     </w:p>
     <w:p>
       <w:r>
+        <w:t>Working memory:</w:t>
+      </w:r>
+    </w:p>
+    <w:p>
+      <w:r>
         <w:lastRenderedPageBreak/>
-        <w:t>Working memory:</w:t>
-      </w:r>
-    </w:p>
-    <w:p>
-      <w:r>
         <w:t>temperature = 39</w:t>
       </w:r>
       <w:r>
@@ -5000,7 +5009,7 @@
     <w:p>
       <w:r>
         <w:pict w14:anchorId="7923D555">
-          <v:rect id="_x0000_i1951" style="width:0;height:1.5pt" o:hralign="center" o:hrstd="t" o:hr="t" fillcolor="#a0a0a0" stroked="f"/>
+          <v:rect id="_x0000_i1068" style="width:0;height:1.5pt" o:hralign="center" o:hrstd="t" o:hr="t" fillcolor="#a0a0a0" stroked="f"/>
         </w:pict>
       </w:r>
     </w:p>
@@ -5202,7 +5211,7 @@
     <w:p>
       <w:r>
         <w:pict w14:anchorId="6EBC1995">
-          <v:rect id="_x0000_i1952" style="width:0;height:1.5pt" o:hralign="center" o:hrstd="t" o:hr="t" fillcolor="#a0a0a0" stroked="f"/>
+          <v:rect id="_x0000_i1069" style="width:0;height:1.5pt" o:hralign="center" o:hrstd="t" o:hr="t" fillcolor="#a0a0a0" stroked="f"/>
         </w:pict>
       </w:r>
     </w:p>
@@ -5372,7 +5381,7 @@
     <w:p>
       <w:r>
         <w:pict w14:anchorId="412E6523">
-          <v:rect id="_x0000_i1953" style="width:0;height:1.5pt" o:hralign="center" o:hrstd="t" o:hr="t" fillcolor="#a0a0a0" stroked="f"/>
+          <v:rect id="_x0000_i1070" style="width:0;height:1.5pt" o:hralign="center" o:hrstd="t" o:hr="t" fillcolor="#a0a0a0" stroked="f"/>
         </w:pict>
       </w:r>
     </w:p>
@@ -5579,7 +5588,7 @@
     <w:p>
       <w:r>
         <w:pict w14:anchorId="2BEABADF">
-          <v:rect id="_x0000_i1954" style="width:0;height:1.5pt" o:hralign="center" o:hrstd="t" o:hr="t" fillcolor="#a0a0a0" stroked="f"/>
+          <v:rect id="_x0000_i1071" style="width:0;height:1.5pt" o:hralign="center" o:hrstd="t" o:hr="t" fillcolor="#a0a0a0" stroked="f"/>
         </w:pict>
       </w:r>
     </w:p>
@@ -5600,7 +5609,6 @@
     </w:p>
     <w:p>
       <w:r>
-        <w:lastRenderedPageBreak/>
         <w:t>Knowledge Base (Rules)</w:t>
       </w:r>
       <w:r>
@@ -5609,6 +5617,9 @@
       </w:r>
       <w:r>
         <w:br/>
+      </w:r>
+      <w:r>
+        <w:lastRenderedPageBreak/>
         <w:t>Working Memory (Facts)</w:t>
       </w:r>
       <w:r>
@@ -5646,7 +5657,7 @@
     <w:p>
       <w:r>
         <w:pict w14:anchorId="670FB79B">
-          <v:rect id="_x0000_i1955" style="width:0;height:1.5pt" o:hralign="center" o:hrstd="t" o:hr="t" fillcolor="#a0a0a0" stroked="f"/>
+          <v:rect id="_x0000_i1072" style="width:0;height:1.5pt" o:hralign="center" o:hrstd="t" o:hr="t" fillcolor="#a0a0a0" stroked="f"/>
         </w:pict>
       </w:r>
     </w:p>
@@ -5740,7 +5751,15 @@
               <w:cnfStyle w:val="000000100000" w:firstRow="0" w:lastRow="0" w:firstColumn="0" w:lastColumn="0" w:oddVBand="0" w:evenVBand="0" w:oddHBand="1" w:evenHBand="0" w:firstRowFirstColumn="0" w:firstRowLastColumn="0" w:lastRowFirstColumn="0" w:lastRowLastColumn="0"/>
             </w:pPr>
             <w:r>
-              <w:t>rule-based problem solving model</w:t>
+              <w:t xml:space="preserve">rule-based </w:t>
+            </w:r>
+            <w:proofErr w:type="gramStart"/>
+            <w:r>
+              <w:t>problem solving</w:t>
+            </w:r>
+            <w:proofErr w:type="gramEnd"/>
+            <w:r>
+              <w:t xml:space="preserve"> model</w:t>
             </w:r>
           </w:p>
         </w:tc>
@@ -5898,7 +5917,7 @@
     <w:p>
       <w:r>
         <w:pict w14:anchorId="610390CB">
-          <v:rect id="_x0000_i1956" style="width:0;height:1.5pt" o:hralign="center" o:hrstd="t" o:hr="t" fillcolor="#a0a0a0" stroked="f"/>
+          <v:rect id="_x0000_i1073" style="width:0;height:1.5pt" o:hralign="center" o:hrstd="t" o:hr="t" fillcolor="#a0a0a0" stroked="f"/>
         </w:pict>
       </w:r>
     </w:p>
@@ -5986,7 +6005,15 @@
         <w:t xml:space="preserve"> : </w:t>
       </w:r>
       <w:r>
-        <w:t xml:space="preserve">Production systems can behave differently depending on how rules affect the system state. These behaviors are described by </w:t>
+        <w:t xml:space="preserve">Production systems can behave differently depending on how rules affect the system state. These </w:t>
+      </w:r>
+      <w:proofErr w:type="spellStart"/>
+      <w:r>
+        <w:t>behaviors</w:t>
+      </w:r>
+      <w:proofErr w:type="spellEnd"/>
+      <w:r>
+        <w:t xml:space="preserve"> are described by </w:t>
       </w:r>
       <w:r>
         <w:rPr>
@@ -6055,7 +6082,7 @@
     <w:p>
       <w:r>
         <w:pict w14:anchorId="60D6B3A1">
-          <v:rect id="_x0000_i1957" style="width:0;height:1.5pt" o:hralign="center" o:hrstd="t" o:hr="t" fillcolor="#a0a0a0" stroked="f"/>
+          <v:rect id="_x0000_i1074" style="width:0;height:1.5pt" o:hralign="center" o:hrstd="t" o:hr="t" fillcolor="#a0a0a0" stroked="f"/>
         </w:pict>
       </w:r>
     </w:p>
@@ -6287,7 +6314,7 @@
     <w:p>
       <w:r>
         <w:pict w14:anchorId="27B6194E">
-          <v:rect id="_x0000_i1958" style="width:0;height:1.5pt" o:hralign="center" o:hrstd="t" o:hr="t" fillcolor="#a0a0a0" stroked="f"/>
+          <v:rect id="_x0000_i1075" style="width:0;height:1.5pt" o:hralign="center" o:hrstd="t" o:hr="t" fillcolor="#a0a0a0" stroked="f"/>
         </w:pict>
       </w:r>
     </w:p>
@@ -6384,7 +6411,7 @@
     <w:p>
       <w:r>
         <w:pict w14:anchorId="0FF59BCE">
-          <v:rect id="_x0000_i1959" style="width:0;height:1.5pt" o:hralign="center" o:hrstd="t" o:hr="t" fillcolor="#a0a0a0" stroked="f"/>
+          <v:rect id="_x0000_i1076" style="width:0;height:1.5pt" o:hralign="center" o:hrstd="t" o:hr="t" fillcolor="#a0a0a0" stroked="f"/>
         </w:pict>
       </w:r>
     </w:p>
@@ -6554,7 +6581,7 @@
     <w:p>
       <w:r>
         <w:pict w14:anchorId="5C66F8D6">
-          <v:rect id="_x0000_i1960" style="width:0;height:1.5pt" o:hralign="center" o:hrstd="t" o:hr="t" fillcolor="#a0a0a0" stroked="f"/>
+          <v:rect id="_x0000_i1077" style="width:0;height:1.5pt" o:hralign="center" o:hrstd="t" o:hr="t" fillcolor="#a0a0a0" stroked="f"/>
         </w:pict>
       </w:r>
     </w:p>
@@ -6620,7 +6647,7 @@
     <w:p>
       <w:r>
         <w:pict w14:anchorId="75652320">
-          <v:rect id="_x0000_i1961" style="width:0;height:1.5pt" o:hralign="center" o:hrstd="t" o:hr="t" fillcolor="#a0a0a0" stroked="f"/>
+          <v:rect id="_x0000_i1078" style="width:0;height:1.5pt" o:hralign="center" o:hrstd="t" o:hr="t" fillcolor="#a0a0a0" stroked="f"/>
         </w:pict>
       </w:r>
     </w:p>
@@ -6667,7 +6694,7 @@
     <w:p>
       <w:r>
         <w:pict w14:anchorId="4401665B">
-          <v:rect id="_x0000_i1962" style="width:0;height:1.5pt" o:hralign="center" o:hrstd="t" o:hr="t" fillcolor="#a0a0a0" stroked="f"/>
+          <v:rect id="_x0000_i1079" style="width:0;height:1.5pt" o:hralign="center" o:hrstd="t" o:hr="t" fillcolor="#a0a0a0" stroked="f"/>
         </w:pict>
       </w:r>
     </w:p>
@@ -6709,7 +6736,7 @@
     <w:p>
       <w:r>
         <w:pict w14:anchorId="04C081E9">
-          <v:rect id="_x0000_i1963" style="width:0;height:1.5pt" o:hralign="center" o:hrstd="t" o:hr="t" fillcolor="#a0a0a0" stroked="f"/>
+          <v:rect id="_x0000_i1080" style="width:0;height:1.5pt" o:hralign="center" o:hrstd="t" o:hr="t" fillcolor="#a0a0a0" stroked="f"/>
         </w:pict>
       </w:r>
     </w:p>
@@ -6806,7 +6833,7 @@
     <w:p>
       <w:r>
         <w:pict w14:anchorId="68447ABE">
-          <v:rect id="_x0000_i1964" style="width:0;height:1.5pt" o:hralign="center" o:hrstd="t" o:hr="t" fillcolor="#a0a0a0" stroked="f"/>
+          <v:rect id="_x0000_i1081" style="width:0;height:1.5pt" o:hralign="center" o:hrstd="t" o:hr="t" fillcolor="#a0a0a0" stroked="f"/>
         </w:pict>
       </w:r>
     </w:p>
@@ -6976,7 +7003,7 @@
     <w:p>
       <w:r>
         <w:pict w14:anchorId="2625C695">
-          <v:rect id="_x0000_i1965" style="width:0;height:1.5pt" o:hralign="center" o:hrstd="t" o:hr="t" fillcolor="#a0a0a0" stroked="f"/>
+          <v:rect id="_x0000_i1082" style="width:0;height:1.5pt" o:hralign="center" o:hrstd="t" o:hr="t" fillcolor="#a0a0a0" stroked="f"/>
         </w:pict>
       </w:r>
     </w:p>
@@ -7060,7 +7087,7 @@
     <w:p>
       <w:r>
         <w:pict w14:anchorId="124009C3">
-          <v:rect id="_x0000_i1966" style="width:0;height:1.5pt" o:hralign="center" o:hrstd="t" o:hr="t" fillcolor="#a0a0a0" stroked="f"/>
+          <v:rect id="_x0000_i1083" style="width:0;height:1.5pt" o:hralign="center" o:hrstd="t" o:hr="t" fillcolor="#a0a0a0" stroked="f"/>
         </w:pict>
       </w:r>
     </w:p>
@@ -7115,7 +7142,7 @@
     <w:p>
       <w:r>
         <w:pict w14:anchorId="3DC34A31">
-          <v:rect id="_x0000_i1967" style="width:0;height:1.5pt" o:hralign="center" o:hrstd="t" o:hr="t" fillcolor="#a0a0a0" stroked="f"/>
+          <v:rect id="_x0000_i1084" style="width:0;height:1.5pt" o:hralign="center" o:hrstd="t" o:hr="t" fillcolor="#a0a0a0" stroked="f"/>
         </w:pict>
       </w:r>
     </w:p>
@@ -7157,7 +7184,7 @@
     <w:p>
       <w:r>
         <w:pict w14:anchorId="0802172A">
-          <v:rect id="_x0000_i1968" style="width:0;height:1.5pt" o:hralign="center" o:hrstd="t" o:hr="t" fillcolor="#a0a0a0" stroked="f"/>
+          <v:rect id="_x0000_i1085" style="width:0;height:1.5pt" o:hralign="center" o:hrstd="t" o:hr="t" fillcolor="#a0a0a0" stroked="f"/>
         </w:pict>
       </w:r>
     </w:p>
@@ -7239,7 +7266,7 @@
     <w:p>
       <w:r>
         <w:pict w14:anchorId="533F662C">
-          <v:rect id="_x0000_i1969" style="width:0;height:1.5pt" o:hralign="center" o:hrstd="t" o:hr="t" fillcolor="#a0a0a0" stroked="f"/>
+          <v:rect id="_x0000_i1086" style="width:0;height:1.5pt" o:hralign="center" o:hrstd="t" o:hr="t" fillcolor="#a0a0a0" stroked="f"/>
         </w:pict>
       </w:r>
     </w:p>
@@ -7409,7 +7436,7 @@
     <w:p>
       <w:r>
         <w:pict w14:anchorId="423F7D80">
-          <v:rect id="_x0000_i1970" style="width:0;height:1.5pt" o:hralign="center" o:hrstd="t" o:hr="t" fillcolor="#a0a0a0" stroked="f"/>
+          <v:rect id="_x0000_i1087" style="width:0;height:1.5pt" o:hralign="center" o:hrstd="t" o:hr="t" fillcolor="#a0a0a0" stroked="f"/>
         </w:pict>
       </w:r>
     </w:p>
@@ -7535,7 +7562,7 @@
     <w:p>
       <w:r>
         <w:pict w14:anchorId="18BE7756">
-          <v:rect id="_x0000_i1971" style="width:0;height:1.5pt" o:hralign="center" o:hrstd="t" o:hr="t" fillcolor="#a0a0a0" stroked="f"/>
+          <v:rect id="_x0000_i1088" style="width:0;height:1.5pt" o:hralign="center" o:hrstd="t" o:hr="t" fillcolor="#a0a0a0" stroked="f"/>
         </w:pict>
       </w:r>
     </w:p>
@@ -7594,7 +7621,7 @@
     <w:p>
       <w:r>
         <w:pict w14:anchorId="5DF4DDEE">
-          <v:rect id="_x0000_i1972" style="width:0;height:1.5pt" o:hralign="center" o:hrstd="t" o:hr="t" fillcolor="#a0a0a0" stroked="f"/>
+          <v:rect id="_x0000_i1089" style="width:0;height:1.5pt" o:hralign="center" o:hrstd="t" o:hr="t" fillcolor="#a0a0a0" stroked="f"/>
         </w:pict>
       </w:r>
     </w:p>
@@ -7948,7 +7975,7 @@
     <w:p>
       <w:r>
         <w:pict w14:anchorId="15F2DC70">
-          <v:rect id="_x0000_i1973" style="width:0;height:1.5pt" o:hralign="center" o:hrstd="t" o:hr="t" fillcolor="#a0a0a0" stroked="f"/>
+          <v:rect id="_x0000_i1090" style="width:0;height:1.5pt" o:hralign="center" o:hrstd="t" o:hr="t" fillcolor="#a0a0a0" stroked="f"/>
         </w:pict>
       </w:r>
     </w:p>
@@ -8046,7 +8073,7 @@
     <w:p>
       <w:r>
         <w:pict w14:anchorId="20FF7A86">
-          <v:rect id="_x0000_i1974" style="width:0;height:1.5pt" o:hralign="center" o:hrstd="t" o:hr="t" fillcolor="#a0a0a0" stroked="f"/>
+          <v:rect id="_x0000_i1091" style="width:0;height:1.5pt" o:hralign="center" o:hrstd="t" o:hr="t" fillcolor="#a0a0a0" stroked="f"/>
         </w:pict>
       </w:r>
     </w:p>
@@ -8232,7 +8259,7 @@
     <w:p>
       <w:r>
         <w:pict w14:anchorId="040C2540">
-          <v:rect id="_x0000_i1975" style="width:0;height:1.5pt" o:hralign="center" o:hrstd="t" o:hr="t" fillcolor="#a0a0a0" stroked="f"/>
+          <v:rect id="_x0000_i1092" style="width:0;height:1.5pt" o:hralign="center" o:hrstd="t" o:hr="t" fillcolor="#a0a0a0" stroked="f"/>
         </w:pict>
       </w:r>
     </w:p>
@@ -8422,7 +8449,7 @@
     <w:p>
       <w:r>
         <w:pict w14:anchorId="60FDAF10">
-          <v:rect id="_x0000_i1976" style="width:0;height:1.5pt" o:hralign="center" o:hrstd="t" o:hr="t" fillcolor="#a0a0a0" stroked="f"/>
+          <v:rect id="_x0000_i1093" style="width:0;height:1.5pt" o:hralign="center" o:hrstd="t" o:hr="t" fillcolor="#a0a0a0" stroked="f"/>
         </w:pict>
       </w:r>
     </w:p>
@@ -8700,7 +8727,7 @@
     <w:p>
       <w:r>
         <w:pict w14:anchorId="7F31D618">
-          <v:rect id="_x0000_i1977" style="width:0;height:1.5pt" o:hralign="center" o:hrstd="t" o:hr="t" fillcolor="#a0a0a0" stroked="f"/>
+          <v:rect id="_x0000_i1094" style="width:0;height:1.5pt" o:hralign="center" o:hrstd="t" o:hr="t" fillcolor="#a0a0a0" stroked="f"/>
         </w:pict>
       </w:r>
     </w:p>
@@ -8783,7 +8810,7 @@
     <w:p>
       <w:r>
         <w:pict w14:anchorId="35EF5C64">
-          <v:rect id="_x0000_i1978" style="width:0;height:1.5pt" o:hralign="center" o:hrstd="t" o:hr="t" fillcolor="#a0a0a0" stroked="f"/>
+          <v:rect id="_x0000_i1095" style="width:0;height:1.5pt" o:hralign="center" o:hrstd="t" o:hr="t" fillcolor="#a0a0a0" stroked="f"/>
         </w:pict>
       </w:r>
     </w:p>
@@ -8978,7 +9005,7 @@
     <w:p>
       <w:r>
         <w:pict w14:anchorId="3AB843F7">
-          <v:rect id="_x0000_i1979" style="width:0;height:1.5pt" o:hralign="center" o:hrstd="t" o:hr="t" fillcolor="#a0a0a0" stroked="f"/>
+          <v:rect id="_x0000_i1096" style="width:0;height:1.5pt" o:hralign="center" o:hrstd="t" o:hr="t" fillcolor="#a0a0a0" stroked="f"/>
         </w:pict>
       </w:r>
     </w:p>
@@ -9052,13 +9079,7 @@
                 <w:rPr>
                   <w:rFonts w:ascii="Cambria Math" w:hAnsi="Cambria Math"/>
                 </w:rPr>
-                <m:t>4</m:t>
-              </m:r>
-              <m:r>
-                <w:rPr>
-                  <w:rFonts w:ascii="Cambria Math" w:hAnsi="Cambria Math"/>
-                </w:rPr>
-                <m:t>0</m:t>
+                <m:t>40</m:t>
               </m:r>
             </m:sup>
           </m:sSup>
@@ -9088,7 +9109,7 @@
     <w:p>
       <w:r>
         <w:pict w14:anchorId="4A143A30">
-          <v:rect id="_x0000_i1980" style="width:0;height:1.5pt" o:hralign="center" o:hrstd="t" o:hr="t" fillcolor="#a0a0a0" stroked="f"/>
+          <v:rect id="_x0000_i1097" style="width:0;height:1.5pt" o:hralign="center" o:hrstd="t" o:hr="t" fillcolor="#a0a0a0" stroked="f"/>
         </w:pict>
       </w:r>
     </w:p>
@@ -9164,7 +9185,7 @@
     <w:p>
       <w:r>
         <w:pict w14:anchorId="05092D04">
-          <v:rect id="_x0000_i1981" style="width:0;height:1.5pt" o:hralign="center" o:hrstd="t" o:hr="t" fillcolor="#a0a0a0" stroked="f"/>
+          <v:rect id="_x0000_i1098" style="width:0;height:1.5pt" o:hralign="center" o:hrstd="t" o:hr="t" fillcolor="#a0a0a0" stroked="f"/>
         </w:pict>
       </w:r>
     </w:p>
@@ -9249,7 +9270,7 @@
     <w:p>
       <w:r>
         <w:pict w14:anchorId="4C10A34E">
-          <v:rect id="_x0000_i1982" style="width:0;height:1.5pt" o:hralign="center" o:hrstd="t" o:hr="t" fillcolor="#a0a0a0" stroked="f"/>
+          <v:rect id="_x0000_i1099" style="width:0;height:1.5pt" o:hralign="center" o:hrstd="t" o:hr="t" fillcolor="#a0a0a0" stroked="f"/>
         </w:pict>
       </w:r>
     </w:p>
@@ -9409,7 +9430,7 @@
     <w:p>
       <w:r>
         <w:pict w14:anchorId="3555D1A9">
-          <v:rect id="_x0000_i1983" style="width:0;height:1.5pt" o:hralign="center" o:hrstd="t" o:hr="t" fillcolor="#a0a0a0" stroked="f"/>
+          <v:rect id="_x0000_i1100" style="width:0;height:1.5pt" o:hralign="center" o:hrstd="t" o:hr="t" fillcolor="#a0a0a0" stroked="f"/>
         </w:pict>
       </w:r>
     </w:p>
@@ -9467,7 +9488,7 @@
     <w:p>
       <w:r>
         <w:pict w14:anchorId="38591092">
-          <v:rect id="_x0000_i1984" style="width:0;height:1.5pt" o:hralign="center" o:hrstd="t" o:hr="t" fillcolor="#a0a0a0" stroked="f"/>
+          <v:rect id="_x0000_i1101" style="width:0;height:1.5pt" o:hralign="center" o:hrstd="t" o:hr="t" fillcolor="#a0a0a0" stroked="f"/>
         </w:pict>
       </w:r>
     </w:p>
@@ -9547,7 +9568,7 @@
     <w:p>
       <w:r>
         <w:pict w14:anchorId="4BDD7227">
-          <v:rect id="_x0000_i1985" style="width:0;height:1.5pt" o:hralign="center" o:hrstd="t" o:hr="t" fillcolor="#a0a0a0" stroked="f"/>
+          <v:rect id="_x0000_i1102" style="width:0;height:1.5pt" o:hralign="center" o:hrstd="t" o:hr="t" fillcolor="#a0a0a0" stroked="f"/>
         </w:pict>
       </w:r>
     </w:p>
@@ -9609,7 +9630,7 @@
     <w:p>
       <w:r>
         <w:pict w14:anchorId="09711617">
-          <v:rect id="_x0000_i1986" style="width:0;height:1.5pt" o:hralign="center" o:hrstd="t" o:hr="t" fillcolor="#a0a0a0" stroked="f"/>
+          <v:rect id="_x0000_i1103" style="width:0;height:1.5pt" o:hralign="center" o:hrstd="t" o:hr="t" fillcolor="#a0a0a0" stroked="f"/>
         </w:pict>
       </w:r>
     </w:p>
@@ -9662,7 +9683,7 @@
     <w:p>
       <w:r>
         <w:pict w14:anchorId="5269349D">
-          <v:rect id="_x0000_i1987" style="width:0;height:1.5pt" o:hralign="center" o:hrstd="t" o:hr="t" fillcolor="#a0a0a0" stroked="f"/>
+          <v:rect id="_x0000_i1104" style="width:0;height:1.5pt" o:hralign="center" o:hrstd="t" o:hr="t" fillcolor="#a0a0a0" stroked="f"/>
         </w:pict>
       </w:r>
     </w:p>
@@ -9726,7 +9747,7 @@
     <w:p>
       <w:r>
         <w:pict w14:anchorId="29145715">
-          <v:rect id="_x0000_i1988" style="width:0;height:1.5pt" o:hralign="center" o:hrstd="t" o:hr="t" fillcolor="#a0a0a0" stroked="f"/>
+          <v:rect id="_x0000_i1105" style="width:0;height:1.5pt" o:hralign="center" o:hrstd="t" o:hr="t" fillcolor="#a0a0a0" stroked="f"/>
         </w:pict>
       </w:r>
     </w:p>
@@ -9807,7 +9828,7 @@
     <w:p>
       <w:r>
         <w:pict w14:anchorId="0C5D97A0">
-          <v:rect id="_x0000_i1989" style="width:0;height:1.5pt" o:hralign="center" o:hrstd="t" o:hr="t" fillcolor="#a0a0a0" stroked="f"/>
+          <v:rect id="_x0000_i1106" style="width:0;height:1.5pt" o:hralign="center" o:hrstd="t" o:hr="t" fillcolor="#a0a0a0" stroked="f"/>
         </w:pict>
       </w:r>
     </w:p>
@@ -9902,7 +9923,7 @@
     <w:p>
       <w:r>
         <w:pict w14:anchorId="7D8E842D">
-          <v:rect id="_x0000_i1990" style="width:0;height:1.5pt" o:hralign="center" o:hrstd="t" o:hr="t" fillcolor="#a0a0a0" stroked="f"/>
+          <v:rect id="_x0000_i1107" style="width:0;height:1.5pt" o:hralign="center" o:hrstd="t" o:hr="t" fillcolor="#a0a0a0" stroked="f"/>
         </w:pict>
       </w:r>
     </w:p>
@@ -10063,7 +10084,7 @@
     <w:p>
       <w:r>
         <w:pict w14:anchorId="5F71B53F">
-          <v:rect id="_x0000_i1991" style="width:0;height:1.5pt" o:hralign="center" o:hrstd="t" o:hr="t" fillcolor="#a0a0a0" stroked="f"/>
+          <v:rect id="_x0000_i1108" style="width:0;height:1.5pt" o:hralign="center" o:hrstd="t" o:hr="t" fillcolor="#a0a0a0" stroked="f"/>
         </w:pict>
       </w:r>
     </w:p>
@@ -10243,7 +10264,7 @@
     <w:p>
       <w:r>
         <w:pict w14:anchorId="28431851">
-          <v:rect id="_x0000_i1992" style="width:0;height:1.5pt" o:hralign="center" o:hrstd="t" o:hr="t" fillcolor="#a0a0a0" stroked="f"/>
+          <v:rect id="_x0000_i1109" style="width:0;height:1.5pt" o:hralign="center" o:hrstd="t" o:hr="t" fillcolor="#a0a0a0" stroked="f"/>
         </w:pict>
       </w:r>
     </w:p>
@@ -10291,7 +10312,7 @@
     <w:p>
       <w:r>
         <w:pict w14:anchorId="31089A84">
-          <v:rect id="_x0000_i1993" style="width:0;height:1.5pt" o:hralign="center" o:hrstd="t" o:hr="t" fillcolor="#a0a0a0" stroked="f"/>
+          <v:rect id="_x0000_i1110" style="width:0;height:1.5pt" o:hralign="center" o:hrstd="t" o:hr="t" fillcolor="#a0a0a0" stroked="f"/>
         </w:pict>
       </w:r>
     </w:p>
@@ -10503,7 +10524,7 @@
     <w:p>
       <w:r>
         <w:pict w14:anchorId="321C918C">
-          <v:rect id="_x0000_i1994" style="width:0;height:1.5pt" o:hralign="center" o:hrstd="t" o:hr="t" fillcolor="#a0a0a0" stroked="f"/>
+          <v:rect id="_x0000_i1111" style="width:0;height:1.5pt" o:hralign="center" o:hrstd="t" o:hr="t" fillcolor="#a0a0a0" stroked="f"/>
         </w:pict>
       </w:r>
     </w:p>
@@ -10705,7 +10726,7 @@
     <w:p>
       <w:r>
         <w:pict w14:anchorId="0D08684D">
-          <v:rect id="_x0000_i1995" style="width:0;height:1.5pt" o:hralign="center" o:hrstd="t" o:hr="t" fillcolor="#a0a0a0" stroked="f"/>
+          <v:rect id="_x0000_i1112" style="width:0;height:1.5pt" o:hralign="center" o:hrstd="t" o:hr="t" fillcolor="#a0a0a0" stroked="f"/>
         </w:pict>
       </w:r>
     </w:p>
@@ -10923,7 +10944,7 @@
     <w:p>
       <w:r>
         <w:pict w14:anchorId="16960D8B">
-          <v:rect id="_x0000_i1996" style="width:0;height:1.5pt" o:hralign="center" o:hrstd="t" o:hr="t" fillcolor="#a0a0a0" stroked="f"/>
+          <v:rect id="_x0000_i1113" style="width:0;height:1.5pt" o:hralign="center" o:hrstd="t" o:hr="t" fillcolor="#a0a0a0" stroked="f"/>
         </w:pict>
       </w:r>
     </w:p>
@@ -11040,7 +11061,7 @@
     <w:p>
       <w:r>
         <w:pict w14:anchorId="1592507C">
-          <v:rect id="_x0000_i1997" style="width:0;height:1.5pt" o:hralign="center" o:hrstd="t" o:hr="t" fillcolor="#a0a0a0" stroked="f"/>
+          <v:rect id="_x0000_i1114" style="width:0;height:1.5pt" o:hralign="center" o:hrstd="t" o:hr="t" fillcolor="#a0a0a0" stroked="f"/>
         </w:pict>
       </w:r>
     </w:p>
@@ -11138,7 +11159,7 @@
     <w:p>
       <w:r>
         <w:pict w14:anchorId="2926675C">
-          <v:rect id="_x0000_i1998" style="width:0;height:1.5pt" o:hralign="center" o:hrstd="t" o:hr="t" fillcolor="#a0a0a0" stroked="f"/>
+          <v:rect id="_x0000_i1115" style="width:0;height:1.5pt" o:hralign="center" o:hrstd="t" o:hr="t" fillcolor="#a0a0a0" stroked="f"/>
         </w:pict>
       </w:r>
     </w:p>
@@ -11200,7 +11221,7 @@
     <w:p>
       <w:r>
         <w:pict w14:anchorId="415804BF">
-          <v:rect id="_x0000_i1999" style="width:0;height:1.5pt" o:hralign="center" o:hrstd="t" o:hr="t" fillcolor="#a0a0a0" stroked="f"/>
+          <v:rect id="_x0000_i1116" style="width:0;height:1.5pt" o:hralign="center" o:hrstd="t" o:hr="t" fillcolor="#a0a0a0" stroked="f"/>
         </w:pict>
       </w:r>
     </w:p>
@@ -11294,7 +11315,7 @@
     <w:p>
       <w:r>
         <w:pict w14:anchorId="68BAE26F">
-          <v:rect id="_x0000_i2000" style="width:0;height:1.5pt" o:hralign="center" o:hrstd="t" o:hr="t" fillcolor="#a0a0a0" stroked="f"/>
+          <v:rect id="_x0000_i1117" style="width:0;height:1.5pt" o:hralign="center" o:hrstd="t" o:hr="t" fillcolor="#a0a0a0" stroked="f"/>
         </w:pict>
       </w:r>
     </w:p>
@@ -11536,7 +11557,7 @@
     <w:p>
       <w:r>
         <w:pict w14:anchorId="648DAE5D">
-          <v:rect id="_x0000_i2001" style="width:0;height:1.5pt" o:hralign="center" o:hrstd="t" o:hr="t" fillcolor="#a0a0a0" stroked="f"/>
+          <v:rect id="_x0000_i1118" style="width:0;height:1.5pt" o:hralign="center" o:hrstd="t" o:hr="t" fillcolor="#a0a0a0" stroked="f"/>
         </w:pict>
       </w:r>
     </w:p>
@@ -11587,7 +11608,7 @@
     <w:p>
       <w:r>
         <w:pict w14:anchorId="2A671129">
-          <v:rect id="_x0000_i2002" style="width:0;height:1.5pt" o:hralign="center" o:hrstd="t" o:hr="t" fillcolor="#a0a0a0" stroked="f"/>
+          <v:rect id="_x0000_i1119" style="width:0;height:1.5pt" o:hralign="center" o:hrstd="t" o:hr="t" fillcolor="#a0a0a0" stroked="f"/>
         </w:pict>
       </w:r>
     </w:p>
@@ -11694,7 +11715,7 @@
     <w:p>
       <w:r>
         <w:pict w14:anchorId="4F0A1089">
-          <v:rect id="_x0000_i2003" style="width:0;height:1.5pt" o:hralign="center" o:hrstd="t" o:hr="t" fillcolor="#a0a0a0" stroked="f"/>
+          <v:rect id="_x0000_i1120" style="width:0;height:1.5pt" o:hralign="center" o:hrstd="t" o:hr="t" fillcolor="#a0a0a0" stroked="f"/>
         </w:pict>
       </w:r>
     </w:p>
@@ -11719,25 +11740,39 @@
       </w:r>
     </w:p>
     <w:p>
+      <w:proofErr w:type="spellStart"/>
       <w:r>
         <w:t>aaa</w:t>
       </w:r>
+      <w:proofErr w:type="spellEnd"/>
       <w:r>
         <w:br/>
+      </w:r>
+      <w:proofErr w:type="spellStart"/>
+      <w:r>
         <w:t>aab</w:t>
       </w:r>
+      <w:proofErr w:type="spellEnd"/>
       <w:r>
         <w:br/>
+      </w:r>
+      <w:proofErr w:type="spellStart"/>
+      <w:r>
         <w:t>aac</w:t>
       </w:r>
+      <w:proofErr w:type="spellEnd"/>
       <w:r>
         <w:br/>
         <w:t>...</w:t>
       </w:r>
       <w:r>
         <w:br/>
+      </w:r>
+      <w:proofErr w:type="spellStart"/>
+      <w:r>
         <w:t>abc</w:t>
       </w:r>
+      <w:proofErr w:type="spellEnd"/>
     </w:p>
     <w:p>
       <w:r>
@@ -11752,7 +11787,7 @@
     <w:p>
       <w:r>
         <w:pict w14:anchorId="50292BEA">
-          <v:rect id="_x0000_i2004" style="width:0;height:1.5pt" o:hralign="center" o:hrstd="t" o:hr="t" fillcolor="#a0a0a0" stroked="f"/>
+          <v:rect id="_x0000_i1121" style="width:0;height:1.5pt" o:hralign="center" o:hrstd="t" o:hr="t" fillcolor="#a0a0a0" stroked="f"/>
         </w:pict>
       </w:r>
     </w:p>
@@ -11897,7 +11932,7 @@
     <w:p>
       <w:r>
         <w:pict w14:anchorId="5686892C">
-          <v:rect id="_x0000_i2005" style="width:0;height:1.5pt" o:hralign="center" o:hrstd="t" o:hr="t" fillcolor="#a0a0a0" stroked="f"/>
+          <v:rect id="_x0000_i1122" style="width:0;height:1.5pt" o:hralign="center" o:hrstd="t" o:hr="t" fillcolor="#a0a0a0" stroked="f"/>
         </w:pict>
       </w:r>
     </w:p>
@@ -12067,7 +12102,7 @@
     <w:p>
       <w:r>
         <w:pict w14:anchorId="02493CAC">
-          <v:rect id="_x0000_i2006" style="width:0;height:1.5pt" o:hralign="center" o:hrstd="t" o:hr="t" fillcolor="#a0a0a0" stroked="f"/>
+          <v:rect id="_x0000_i1123" style="width:0;height:1.5pt" o:hralign="center" o:hrstd="t" o:hr="t" fillcolor="#a0a0a0" stroked="f"/>
         </w:pict>
       </w:r>
     </w:p>
@@ -12128,7 +12163,7 @@
     <w:p>
       <w:r>
         <w:pict w14:anchorId="4EA9443C">
-          <v:rect id="_x0000_i2007" style="width:0;height:1.5pt" o:hralign="center" o:hrstd="t" o:hr="t" fillcolor="#a0a0a0" stroked="f"/>
+          <v:rect id="_x0000_i1124" style="width:0;height:1.5pt" o:hralign="center" o:hrstd="t" o:hr="t" fillcolor="#a0a0a0" stroked="f"/>
         </w:pict>
       </w:r>
     </w:p>
@@ -12335,7 +12370,7 @@
     <w:p>
       <w:r>
         <w:pict w14:anchorId="4EABA304">
-          <v:rect id="_x0000_i2008" style="width:0;height:1.5pt" o:hralign="center" o:hrstd="t" o:hr="t" fillcolor="#a0a0a0" stroked="f"/>
+          <v:rect id="_x0000_i1125" style="width:0;height:1.5pt" o:hralign="center" o:hrstd="t" o:hr="t" fillcolor="#a0a0a0" stroked="f"/>
         </w:pict>
       </w:r>
     </w:p>
@@ -12414,7 +12449,7 @@
     <w:p>
       <w:r>
         <w:pict w14:anchorId="2999AC8B">
-          <v:rect id="_x0000_i2009" style="width:0;height:1.5pt" o:hralign="center" o:hrstd="t" o:hr="t" fillcolor="#a0a0a0" stroked="f"/>
+          <v:rect id="_x0000_i1126" style="width:0;height:1.5pt" o:hralign="center" o:hrstd="t" o:hr="t" fillcolor="#a0a0a0" stroked="f"/>
         </w:pict>
       </w:r>
     </w:p>
@@ -12632,7 +12667,7 @@
     <w:p>
       <w:r>
         <w:pict w14:anchorId="077D0D0B">
-          <v:rect id="_x0000_i2010" style="width:0;height:1.5pt" o:hralign="center" o:hrstd="t" o:hr="t" fillcolor="#a0a0a0" stroked="f"/>
+          <v:rect id="_x0000_i1127" style="width:0;height:1.5pt" o:hralign="center" o:hrstd="t" o:hr="t" fillcolor="#a0a0a0" stroked="f"/>
         </w:pict>
       </w:r>
     </w:p>
@@ -12834,7 +12869,7 @@
     <w:p>
       <w:r>
         <w:pict w14:anchorId="636A097B">
-          <v:rect id="_x0000_i2011" style="width:0;height:1.5pt" o:hralign="center" o:hrstd="t" o:hr="t" fillcolor="#a0a0a0" stroked="f"/>
+          <v:rect id="_x0000_i1128" style="width:0;height:1.5pt" o:hralign="center" o:hrstd="t" o:hr="t" fillcolor="#a0a0a0" stroked="f"/>
         </w:pict>
       </w:r>
     </w:p>
@@ -13086,7 +13121,7 @@
     <w:p>
       <w:r>
         <w:pict w14:anchorId="75FA8D25">
-          <v:rect id="_x0000_i2012" style="width:0;height:1.5pt" o:hralign="center" o:hrstd="t" o:hr="t" fillcolor="#a0a0a0" stroked="f"/>
+          <v:rect id="_x0000_i1129" style="width:0;height:1.5pt" o:hralign="center" o:hrstd="t" o:hr="t" fillcolor="#a0a0a0" stroked="f"/>
         </w:pict>
       </w:r>
     </w:p>
@@ -13142,7 +13177,15 @@
     </w:p>
     <w:p>
       <w:r>
-        <w:t xml:space="preserve">The algorithm compares neighboring states and chooses the one that </w:t>
+        <w:t xml:space="preserve">The algorithm compares </w:t>
+      </w:r>
+      <w:proofErr w:type="spellStart"/>
+      <w:r>
+        <w:t>neighboring</w:t>
+      </w:r>
+      <w:proofErr w:type="spellEnd"/>
+      <w:r>
+        <w:t xml:space="preserve"> states and chooses the one that </w:t>
       </w:r>
       <w:r>
         <w:rPr>
@@ -13173,7 +13216,7 @@
     <w:p>
       <w:r>
         <w:pict w14:anchorId="2805C000">
-          <v:rect id="_x0000_i2013" style="width:0;height:1.5pt" o:hralign="center" o:hrstd="t" o:hr="t" fillcolor="#a0a0a0" stroked="f"/>
+          <v:rect id="_x0000_i1130" style="width:0;height:1.5pt" o:hralign="center" o:hrstd="t" o:hr="t" fillcolor="#a0a0a0" stroked="f"/>
         </w:pict>
       </w:r>
     </w:p>
@@ -13260,7 +13303,7 @@
     <w:p>
       <w:r>
         <w:pict w14:anchorId="7FA387B4">
-          <v:rect id="_x0000_i2014" style="width:0;height:1.5pt" o:hralign="center" o:hrstd="t" o:hr="t" fillcolor="#a0a0a0" stroked="f"/>
+          <v:rect id="_x0000_i1131" style="width:0;height:1.5pt" o:hralign="center" o:hrstd="t" o:hr="t" fillcolor="#a0a0a0" stroked="f"/>
         </w:pict>
       </w:r>
     </w:p>
@@ -13366,7 +13409,7 @@
     <w:p>
       <w:r>
         <w:pict w14:anchorId="3F99FE13">
-          <v:rect id="_x0000_i2015" style="width:0;height:1.5pt" o:hralign="center" o:hrstd="t" o:hr="t" fillcolor="#a0a0a0" stroked="f"/>
+          <v:rect id="_x0000_i1132" style="width:0;height:1.5pt" o:hralign="center" o:hrstd="t" o:hr="t" fillcolor="#a0a0a0" stroked="f"/>
         </w:pict>
       </w:r>
     </w:p>
@@ -13460,7 +13503,15 @@
               <w:cnfStyle w:val="000000100000" w:firstRow="0" w:lastRow="0" w:firstColumn="0" w:lastColumn="0" w:oddVBand="0" w:evenVBand="0" w:oddHBand="1" w:evenHBand="0" w:firstRowFirstColumn="0" w:firstRowLastColumn="0" w:lastRowFirstColumn="0" w:lastRowLastColumn="0"/>
             </w:pPr>
             <w:r>
-              <w:t>examines neighboring states</w:t>
+              <w:t xml:space="preserve">examines </w:t>
+            </w:r>
+            <w:proofErr w:type="spellStart"/>
+            <w:r>
+              <w:t>neighboring</w:t>
+            </w:r>
+            <w:proofErr w:type="spellEnd"/>
+            <w:r>
+              <w:t xml:space="preserve"> states</w:t>
             </w:r>
           </w:p>
         </w:tc>
@@ -13568,7 +13619,7 @@
     <w:p>
       <w:r>
         <w:pict w14:anchorId="11B4F825">
-          <v:rect id="_x0000_i2016" style="width:0;height:1.5pt" o:hralign="center" o:hrstd="t" o:hr="t" fillcolor="#a0a0a0" stroked="f"/>
+          <v:rect id="_x0000_i1133" style="width:0;height:1.5pt" o:hralign="center" o:hrstd="t" o:hr="t" fillcolor="#a0a0a0" stroked="f"/>
         </w:pict>
       </w:r>
     </w:p>
@@ -13635,7 +13686,7 @@
     <w:p>
       <w:r>
         <w:pict w14:anchorId="66A063BA">
-          <v:rect id="_x0000_i2017" style="width:0;height:1.5pt" o:hralign="center" o:hrstd="t" o:hr="t" fillcolor="#a0a0a0" stroked="f"/>
+          <v:rect id="_x0000_i1134" style="width:0;height:1.5pt" o:hralign="center" o:hrstd="t" o:hr="t" fillcolor="#a0a0a0" stroked="f"/>
         </w:pict>
       </w:r>
     </w:p>
@@ -13677,7 +13728,15 @@
     <w:p>
       <w:r>
         <w:lastRenderedPageBreak/>
-        <w:t>Check neighbors:</w:t>
+        <w:t xml:space="preserve">Check </w:t>
+      </w:r>
+      <w:proofErr w:type="spellStart"/>
+      <w:r>
+        <w:t>neighbors</w:t>
+      </w:r>
+      <w:proofErr w:type="spellEnd"/>
+      <w:r>
+        <w:t>:</w:t>
       </w:r>
     </w:p>
     <w:p>
@@ -13706,7 +13765,7 @@
     <w:p>
       <w:r>
         <w:pict w14:anchorId="321ED0EE">
-          <v:rect id="_x0000_i2018" style="width:0;height:1.5pt" o:hralign="center" o:hrstd="t" o:hr="t" fillcolor="#a0a0a0" stroked="f"/>
+          <v:rect id="_x0000_i1135" style="width:0;height:1.5pt" o:hralign="center" o:hrstd="t" o:hr="t" fillcolor="#a0a0a0" stroked="f"/>
         </w:pict>
       </w:r>
     </w:p>
@@ -13805,7 +13864,15 @@
               <w:cnfStyle w:val="000000100000" w:firstRow="0" w:lastRow="0" w:firstColumn="0" w:lastColumn="0" w:oddVBand="0" w:evenVBand="0" w:oddHBand="1" w:evenHBand="0" w:firstRowFirstColumn="0" w:firstRowLastColumn="0" w:lastRowFirstColumn="0" w:lastRowLastColumn="0"/>
             </w:pPr>
             <w:r>
-              <w:t>checks neighbors sequentially</w:t>
+              <w:t xml:space="preserve">checks </w:t>
+            </w:r>
+            <w:proofErr w:type="spellStart"/>
+            <w:r>
+              <w:t>neighbors</w:t>
+            </w:r>
+            <w:proofErr w:type="spellEnd"/>
+            <w:r>
+              <w:t xml:space="preserve"> sequentially</w:t>
             </w:r>
           </w:p>
         </w:tc>
@@ -13837,7 +13904,15 @@
               <w:cnfStyle w:val="000000000000" w:firstRow="0" w:lastRow="0" w:firstColumn="0" w:lastColumn="0" w:oddVBand="0" w:evenVBand="0" w:oddHBand="0" w:evenHBand="0" w:firstRowFirstColumn="0" w:firstRowLastColumn="0" w:lastRowFirstColumn="0" w:lastRowLastColumn="0"/>
             </w:pPr>
             <w:r>
-              <w:t>evaluates all neighbors and selects best</w:t>
+              <w:t xml:space="preserve">evaluates all </w:t>
+            </w:r>
+            <w:proofErr w:type="spellStart"/>
+            <w:r>
+              <w:t>neighbors</w:t>
+            </w:r>
+            <w:proofErr w:type="spellEnd"/>
+            <w:r>
+              <w:t xml:space="preserve"> and selects best</w:t>
             </w:r>
           </w:p>
         </w:tc>
@@ -13846,7 +13921,7 @@
     <w:p>
       <w:r>
         <w:pict w14:anchorId="634205B0">
-          <v:rect id="_x0000_i2019" style="width:0;height:1.5pt" o:hralign="center" o:hrstd="t" o:hr="t" fillcolor="#a0a0a0" stroked="f"/>
+          <v:rect id="_x0000_i1136" style="width:0;height:1.5pt" o:hralign="center" o:hrstd="t" o:hr="t" fillcolor="#a0a0a0" stroked="f"/>
         </w:pict>
       </w:r>
     </w:p>
@@ -13897,7 +13972,15 @@
         <w:t>Simple Hill Climbing</w:t>
       </w:r>
       <w:r>
-        <w:t xml:space="preserve">, the algorithm checks neighbors </w:t>
+        <w:t xml:space="preserve">, the algorithm checks </w:t>
+      </w:r>
+      <w:proofErr w:type="spellStart"/>
+      <w:r>
+        <w:t>neighbors</w:t>
+      </w:r>
+      <w:proofErr w:type="spellEnd"/>
+      <w:r>
+        <w:t xml:space="preserve"> </w:t>
       </w:r>
       <w:r>
         <w:rPr>
@@ -13912,13 +13995,21 @@
     </w:p>
     <w:p>
       <w:r>
-        <w:t>If no better neighbor is found, the algorithm stops.</w:t>
+        <w:t xml:space="preserve">If no better </w:t>
+      </w:r>
+      <w:proofErr w:type="spellStart"/>
+      <w:r>
+        <w:t>neighbor</w:t>
+      </w:r>
+      <w:proofErr w:type="spellEnd"/>
+      <w:r>
+        <w:t xml:space="preserve"> is found, the algorithm stops.</w:t>
       </w:r>
     </w:p>
     <w:p>
       <w:r>
         <w:pict w14:anchorId="76E118DC">
-          <v:rect id="_x0000_i2020" style="width:0;height:1.5pt" o:hralign="center" o:hrstd="t" o:hr="t" fillcolor="#a0a0a0" stroked="f"/>
+          <v:rect id="_x0000_i1137" style="width:0;height:1.5pt" o:hralign="center" o:hrstd="t" o:hr="t" fillcolor="#a0a0a0" stroked="f"/>
         </w:pict>
       </w:r>
     </w:p>
@@ -13956,7 +14047,15 @@
         </w:numPr>
       </w:pPr>
       <w:r>
-        <w:t>Generate neighboring states.</w:t>
+        <w:t xml:space="preserve">Generate </w:t>
+      </w:r>
+      <w:proofErr w:type="spellStart"/>
+      <w:r>
+        <w:t>neighboring</w:t>
+      </w:r>
+      <w:proofErr w:type="spellEnd"/>
+      <w:r>
+        <w:t xml:space="preserve"> states.</w:t>
       </w:r>
     </w:p>
     <w:p>
@@ -13967,7 +14066,15 @@
         </w:numPr>
       </w:pPr>
       <w:r>
-        <w:t>Compare neighbor with current state.</w:t>
+        <w:t xml:space="preserve">Compare </w:t>
+      </w:r>
+      <w:proofErr w:type="spellStart"/>
+      <w:r>
+        <w:t>neighbor</w:t>
+      </w:r>
+      <w:proofErr w:type="spellEnd"/>
+      <w:r>
+        <w:t xml:space="preserve"> with current state.</w:t>
       </w:r>
     </w:p>
     <w:p>
@@ -13978,7 +14085,15 @@
         </w:numPr>
       </w:pPr>
       <w:r>
-        <w:t>If neighbor is better → move to that state.</w:t>
+        <w:t xml:space="preserve">If </w:t>
+      </w:r>
+      <w:proofErr w:type="spellStart"/>
+      <w:r>
+        <w:t>neighbor</w:t>
+      </w:r>
+      <w:proofErr w:type="spellEnd"/>
+      <w:r>
+        <w:t xml:space="preserve"> is better → move to that state.</w:t>
       </w:r>
     </w:p>
     <w:p>
@@ -13995,7 +14110,7 @@
     <w:p>
       <w:r>
         <w:pict w14:anchorId="3483ADA7">
-          <v:rect id="_x0000_i2021" style="width:0;height:1.5pt" o:hralign="center" o:hrstd="t" o:hr="t" fillcolor="#a0a0a0" stroked="f"/>
+          <v:rect id="_x0000_i1138" style="width:0;height:1.5pt" o:hralign="center" o:hrstd="t" o:hr="t" fillcolor="#a0a0a0" stroked="f"/>
         </w:pict>
       </w:r>
     </w:p>
@@ -14020,16 +14135,34 @@
       </w:r>
       <w:r>
         <w:br/>
-        <w:t>2. Generate a neighbor</w:t>
-      </w:r>
+        <w:t xml:space="preserve">2. Generate a </w:t>
+      </w:r>
+      <w:proofErr w:type="spellStart"/>
+      <w:r>
+        <w:t>neighbor</w:t>
+      </w:r>
+      <w:proofErr w:type="spellEnd"/>
       <w:r>
         <w:br/>
-        <w:t>3. If neighbor is better</w:t>
+        <w:t xml:space="preserve">3. If </w:t>
+      </w:r>
+      <w:proofErr w:type="spellStart"/>
+      <w:r>
+        <w:t>neighbor</w:t>
+      </w:r>
+      <w:proofErr w:type="spellEnd"/>
+      <w:r>
+        <w:t xml:space="preserve"> is better</w:t>
       </w:r>
       <w:r>
         <w:br/>
-        <w:t xml:space="preserve">      move to neighbor</w:t>
-      </w:r>
+        <w:t xml:space="preserve">      move to </w:t>
+      </w:r>
+      <w:proofErr w:type="spellStart"/>
+      <w:r>
+        <w:t>neighbor</w:t>
+      </w:r>
+      <w:proofErr w:type="spellEnd"/>
       <w:r>
         <w:br/>
         <w:t>4. Repeat until no improvement</w:t>
@@ -14038,7 +14171,7 @@
     <w:p>
       <w:r>
         <w:pict w14:anchorId="3AA9B1B7">
-          <v:rect id="_x0000_i2022" style="width:0;height:1.5pt" o:hralign="center" o:hrstd="t" o:hr="t" fillcolor="#a0a0a0" stroked="f"/>
+          <v:rect id="_x0000_i1139" style="width:0;height:1.5pt" o:hralign="center" o:hrstd="t" o:hr="t" fillcolor="#a0a0a0" stroked="f"/>
         </w:pict>
       </w:r>
     </w:p>
@@ -14213,13 +14346,29 @@
     </w:tbl>
     <w:p>
       <w:r>
-        <w:t>If the algorithm moves from A to B (first better neighbor), it stops searching further neighbors.</w:t>
+        <w:t xml:space="preserve">If the algorithm moves from A to B (first better </w:t>
+      </w:r>
+      <w:proofErr w:type="spellStart"/>
+      <w:r>
+        <w:t>neighbor</w:t>
+      </w:r>
+      <w:proofErr w:type="spellEnd"/>
+      <w:r>
+        <w:t xml:space="preserve">), it stops searching further </w:t>
+      </w:r>
+      <w:proofErr w:type="spellStart"/>
+      <w:r>
+        <w:t>neighbors</w:t>
+      </w:r>
+      <w:proofErr w:type="spellEnd"/>
+      <w:r>
+        <w:t>.</w:t>
       </w:r>
     </w:p>
     <w:p>
       <w:r>
         <w:pict w14:anchorId="1B138F5A">
-          <v:rect id="_x0000_i2023" style="width:0;height:1.5pt" o:hralign="center" o:hrstd="t" o:hr="t" fillcolor="#a0a0a0" stroked="f"/>
+          <v:rect id="_x0000_i1140" style="width:0;height:1.5pt" o:hralign="center" o:hrstd="t" o:hr="t" fillcolor="#a0a0a0" stroked="f"/>
         </w:pict>
       </w:r>
     </w:p>
@@ -14263,7 +14412,7 @@
     <w:p>
       <w:r>
         <w:pict w14:anchorId="586F2950">
-          <v:rect id="_x0000_i2024" style="width:0;height:1.5pt" o:hralign="center" o:hrstd="t" o:hr="t" fillcolor="#a0a0a0" stroked="f"/>
+          <v:rect id="_x0000_i1141" style="width:0;height:1.5pt" o:hralign="center" o:hrstd="t" o:hr="t" fillcolor="#a0a0a0" stroked="f"/>
         </w:pict>
       </w:r>
     </w:p>
@@ -14305,7 +14454,7 @@
     <w:p>
       <w:r>
         <w:pict w14:anchorId="3B90D60D">
-          <v:rect id="_x0000_i2025" style="width:0;height:1.5pt" o:hralign="center" o:hrstd="t" o:hr="t" fillcolor="#a0a0a0" stroked="f"/>
+          <v:rect id="_x0000_i1142" style="width:0;height:1.5pt" o:hralign="center" o:hrstd="t" o:hr="t" fillcolor="#a0a0a0" stroked="f"/>
         </w:pict>
       </w:r>
     </w:p>
@@ -14363,7 +14512,23 @@
           <w:b/>
           <w:bCs/>
         </w:rPr>
-        <w:t>all neighboring states</w:t>
+        <w:t xml:space="preserve">all </w:t>
+      </w:r>
+      <w:proofErr w:type="spellStart"/>
+      <w:r>
+        <w:rPr>
+          <w:b/>
+          <w:bCs/>
+        </w:rPr>
+        <w:t>neighboring</w:t>
+      </w:r>
+      <w:proofErr w:type="spellEnd"/>
+      <w:r>
+        <w:rPr>
+          <w:b/>
+          <w:bCs/>
+        </w:rPr>
+        <w:t xml:space="preserve"> states</w:t>
       </w:r>
       <w:r>
         <w:t xml:space="preserve"> and chooses the one with the </w:t>
@@ -14397,7 +14562,7 @@
     <w:p>
       <w:r>
         <w:pict w14:anchorId="3E709175">
-          <v:rect id="_x0000_i2026" style="width:0;height:1.5pt" o:hralign="center" o:hrstd="t" o:hr="t" fillcolor="#a0a0a0" stroked="f"/>
+          <v:rect id="_x0000_i1143" style="width:0;height:1.5pt" o:hralign="center" o:hrstd="t" o:hr="t" fillcolor="#a0a0a0" stroked="f"/>
         </w:pict>
       </w:r>
     </w:p>
@@ -14435,7 +14600,15 @@
         </w:numPr>
       </w:pPr>
       <w:r>
-        <w:t>Generate all neighboring states</w:t>
+        <w:t xml:space="preserve">Generate all </w:t>
+      </w:r>
+      <w:proofErr w:type="spellStart"/>
+      <w:r>
+        <w:t>neighboring</w:t>
+      </w:r>
+      <w:proofErr w:type="spellEnd"/>
+      <w:r>
+        <w:t xml:space="preserve"> states</w:t>
       </w:r>
     </w:p>
     <w:p>
@@ -14446,8 +14619,13 @@
         </w:numPr>
       </w:pPr>
       <w:r>
-        <w:t>Evaluate each neighbor</w:t>
-      </w:r>
+        <w:t xml:space="preserve">Evaluate each </w:t>
+      </w:r>
+      <w:proofErr w:type="spellStart"/>
+      <w:r>
+        <w:t>neighbor</w:t>
+      </w:r>
+      <w:proofErr w:type="spellEnd"/>
     </w:p>
     <w:p>
       <w:pPr>
@@ -14457,8 +14635,13 @@
         </w:numPr>
       </w:pPr>
       <w:r>
-        <w:t>Select the best neighbor</w:t>
-      </w:r>
+        <w:t xml:space="preserve">Select the best </w:t>
+      </w:r>
+      <w:proofErr w:type="spellStart"/>
+      <w:r>
+        <w:t>neighbor</w:t>
+      </w:r>
+      <w:proofErr w:type="spellEnd"/>
     </w:p>
     <w:p>
       <w:pPr>
@@ -14485,7 +14668,7 @@
     <w:p>
       <w:r>
         <w:pict w14:anchorId="7F88FC15">
-          <v:rect id="_x0000_i2027" style="width:0;height:1.5pt" o:hralign="center" o:hrstd="t" o:hr="t" fillcolor="#a0a0a0" stroked="f"/>
+          <v:rect id="_x0000_i1144" style="width:0;height:1.5pt" o:hralign="center" o:hrstd="t" o:hr="t" fillcolor="#a0a0a0" stroked="f"/>
         </w:pict>
       </w:r>
     </w:p>
@@ -14600,8 +14783,13 @@
             <w:pPr>
               <w:spacing w:after="160" w:line="259" w:lineRule="auto"/>
             </w:pPr>
-            <w:r>
-              <w:t>Neighbor 1</w:t>
+            <w:proofErr w:type="spellStart"/>
+            <w:r>
+              <w:t>Neighbor</w:t>
+            </w:r>
+            <w:proofErr w:type="spellEnd"/>
+            <w:r>
+              <w:t xml:space="preserve"> 1</w:t>
             </w:r>
           </w:p>
         </w:tc>
@@ -14635,9 +14823,14 @@
             <w:pPr>
               <w:spacing w:after="160" w:line="259" w:lineRule="auto"/>
             </w:pPr>
+            <w:proofErr w:type="spellStart"/>
             <w:r>
               <w:lastRenderedPageBreak/>
-              <w:t>Neighbor 2</w:t>
+              <w:t>Neighbor</w:t>
+            </w:r>
+            <w:proofErr w:type="spellEnd"/>
+            <w:r>
+              <w:t xml:space="preserve"> 2</w:t>
             </w:r>
           </w:p>
         </w:tc>
@@ -14668,8 +14861,13 @@
             <w:pPr>
               <w:spacing w:after="160" w:line="259" w:lineRule="auto"/>
             </w:pPr>
-            <w:r>
-              <w:t>Neighbor 3</w:t>
+            <w:proofErr w:type="spellStart"/>
+            <w:r>
+              <w:t>Neighbor</w:t>
+            </w:r>
+            <w:proofErr w:type="spellEnd"/>
+            <w:r>
+              <w:t xml:space="preserve"> 3</w:t>
             </w:r>
           </w:p>
         </w:tc>
@@ -14694,12 +14892,21 @@
       <w:r>
         <w:t xml:space="preserve">The algorithm selects </w:t>
       </w:r>
-      <w:r>
-        <w:rPr>
-          <w:b/>
-          <w:bCs/>
-        </w:rPr>
-        <w:t>Neighbor 2 (value 9)</w:t>
+      <w:proofErr w:type="spellStart"/>
+      <w:r>
+        <w:rPr>
+          <w:b/>
+          <w:bCs/>
+        </w:rPr>
+        <w:t>Neighbor</w:t>
+      </w:r>
+      <w:proofErr w:type="spellEnd"/>
+      <w:r>
+        <w:rPr>
+          <w:b/>
+          <w:bCs/>
+        </w:rPr>
+        <w:t xml:space="preserve"> 2 (value 9)</w:t>
       </w:r>
       <w:r>
         <w:t xml:space="preserve"> because it is the best.</w:t>
@@ -14708,7 +14915,7 @@
     <w:p>
       <w:r>
         <w:pict w14:anchorId="453BB5E1">
-          <v:rect id="_x0000_i2028" style="width:0;height:1.5pt" o:hralign="center" o:hrstd="t" o:hr="t" fillcolor="#a0a0a0" stroked="f"/>
+          <v:rect id="_x0000_i1145" style="width:0;height:1.5pt" o:hralign="center" o:hrstd="t" o:hr="t" fillcolor="#a0a0a0" stroked="f"/>
         </w:pict>
       </w:r>
     </w:p>
@@ -14752,7 +14959,7 @@
     <w:p>
       <w:r>
         <w:pict w14:anchorId="1EBD4325">
-          <v:rect id="_x0000_i2029" style="width:0;height:1.5pt" o:hralign="center" o:hrstd="t" o:hr="t" fillcolor="#a0a0a0" stroked="f"/>
+          <v:rect id="_x0000_i1146" style="width:0;height:1.5pt" o:hralign="center" o:hrstd="t" o:hr="t" fillcolor="#a0a0a0" stroked="f"/>
         </w:pict>
       </w:r>
     </w:p>
@@ -14790,13 +14997,18 @@
         </w:numPr>
       </w:pPr>
       <w:r>
-        <w:t>Must evaluate all neighbors</w:t>
-      </w:r>
+        <w:t xml:space="preserve">Must evaluate all </w:t>
+      </w:r>
+      <w:proofErr w:type="spellStart"/>
+      <w:r>
+        <w:t>neighbors</w:t>
+      </w:r>
+      <w:proofErr w:type="spellEnd"/>
     </w:p>
     <w:p>
       <w:r>
         <w:pict w14:anchorId="5DC5A414">
-          <v:rect id="_x0000_i2030" style="width:0;height:1.5pt" o:hralign="center" o:hrstd="t" o:hr="t" fillcolor="#a0a0a0" stroked="f"/>
+          <v:rect id="_x0000_i1147" style="width:0;height:1.5pt" o:hralign="center" o:hrstd="t" o:hr="t" fillcolor="#a0a0a0" stroked="f"/>
         </w:pict>
       </w:r>
     </w:p>
@@ -14861,7 +15073,7 @@
     <w:p>
       <w:r>
         <w:pict w14:anchorId="0234719B">
-          <v:rect id="_x0000_i2031" style="width:0;height:1.5pt" o:hralign="center" o:hrstd="t" o:hr="t" fillcolor="#a0a0a0" stroked="f"/>
+          <v:rect id="_x0000_i1148" style="width:0;height:1.5pt" o:hralign="center" o:hrstd="t" o:hr="t" fillcolor="#a0a0a0" stroked="f"/>
         </w:pict>
       </w:r>
     </w:p>
@@ -14912,7 +15124,15 @@
         <w:t>Local Maximum</w:t>
       </w:r>
       <w:r>
-        <w:t xml:space="preserve"> is a state that is better than its neighbors but </w:t>
+        <w:t xml:space="preserve"> is a state that is better than its </w:t>
+      </w:r>
+      <w:proofErr w:type="spellStart"/>
+      <w:r>
+        <w:t>neighbors</w:t>
+      </w:r>
+      <w:proofErr w:type="spellEnd"/>
+      <w:r>
+        <w:t xml:space="preserve"> but </w:t>
       </w:r>
       <w:r>
         <w:rPr>
@@ -14927,13 +15147,21 @@
     </w:p>
     <w:p>
       <w:r>
-        <w:t>The algorithm stops because no better neighbor exists.</w:t>
+        <w:t xml:space="preserve">The algorithm stops because no better </w:t>
+      </w:r>
+      <w:proofErr w:type="spellStart"/>
+      <w:r>
+        <w:t>neighbor</w:t>
+      </w:r>
+      <w:proofErr w:type="spellEnd"/>
+      <w:r>
+        <w:t xml:space="preserve"> exists.</w:t>
       </w:r>
     </w:p>
     <w:p>
       <w:r>
         <w:pict w14:anchorId="30F6EEB9">
-          <v:rect id="_x0000_i2032" style="width:0;height:1.5pt" o:hralign="center" o:hrstd="t" o:hr="t" fillcolor="#a0a0a0" stroked="f"/>
+          <v:rect id="_x0000_i1149" style="width:0;height:1.5pt" o:hralign="center" o:hrstd="t" o:hr="t" fillcolor="#a0a0a0" stroked="f"/>
         </w:pict>
       </w:r>
     </w:p>
@@ -15038,7 +15266,7 @@
       <w:r>
         <w:lastRenderedPageBreak/>
         <w:pict w14:anchorId="0C30F785">
-          <v:rect id="_x0000_i2033" style="width:0;height:1.5pt" o:hralign="center" o:hrstd="t" o:hr="t" fillcolor="#a0a0a0" stroked="f"/>
+          <v:rect id="_x0000_i1150" style="width:0;height:1.5pt" o:hralign="center" o:hrstd="t" o:hr="t" fillcolor="#a0a0a0" stroked="f"/>
         </w:pict>
       </w:r>
     </w:p>
@@ -15071,7 +15299,7 @@
     <w:p>
       <w:r>
         <w:pict w14:anchorId="4D94584C">
-          <v:rect id="_x0000_i2034" style="width:0;height:1.5pt" o:hralign="center" o:hrstd="t" o:hr="t" fillcolor="#a0a0a0" stroked="f"/>
+          <v:rect id="_x0000_i1151" style="width:0;height:1.5pt" o:hralign="center" o:hrstd="t" o:hr="t" fillcolor="#a0a0a0" stroked="f"/>
         </w:pict>
       </w:r>
     </w:p>
@@ -15122,7 +15350,15 @@
         <w:t>Plateau</w:t>
       </w:r>
       <w:r>
-        <w:t xml:space="preserve"> is a flat region where all neighboring states have the </w:t>
+        <w:t xml:space="preserve"> is a flat region where all </w:t>
+      </w:r>
+      <w:proofErr w:type="spellStart"/>
+      <w:r>
+        <w:t>neighboring</w:t>
+      </w:r>
+      <w:proofErr w:type="spellEnd"/>
+      <w:r>
+        <w:t xml:space="preserve"> states have the </w:t>
       </w:r>
       <w:r>
         <w:rPr>
@@ -15143,7 +15379,7 @@
     <w:p>
       <w:r>
         <w:pict w14:anchorId="4F0C312D">
-          <v:rect id="_x0000_i2035" style="width:0;height:1.5pt" o:hralign="center" o:hrstd="t" o:hr="t" fillcolor="#a0a0a0" stroked="f"/>
+          <v:rect id="_x0000_i1152" style="width:0;height:1.5pt" o:hralign="center" o:hrstd="t" o:hr="t" fillcolor="#a0a0a0" stroked="f"/>
         </w:pict>
       </w:r>
     </w:p>
@@ -15254,7 +15490,7 @@
     <w:p>
       <w:r>
         <w:pict w14:anchorId="21C775D3">
-          <v:rect id="_x0000_i2036" style="width:0;height:1.5pt" o:hralign="center" o:hrstd="t" o:hr="t" fillcolor="#a0a0a0" stroked="f"/>
+          <v:rect id="_x0000_i1153" style="width:0;height:1.5pt" o:hralign="center" o:hrstd="t" o:hr="t" fillcolor="#a0a0a0" stroked="f"/>
         </w:pict>
       </w:r>
     </w:p>
@@ -15434,7 +15670,7 @@
     <w:p>
       <w:r>
         <w:pict w14:anchorId="7BFFD765">
-          <v:rect id="_x0000_i2037" style="width:0;height:1.5pt" o:hralign="center" o:hrstd="t" o:hr="t" fillcolor="#a0a0a0" stroked="f"/>
+          <v:rect id="_x0000_i1154" style="width:0;height:1.5pt" o:hralign="center" o:hrstd="t" o:hr="t" fillcolor="#a0a0a0" stroked="f"/>
         </w:pict>
       </w:r>
     </w:p>
@@ -15506,7 +15742,7 @@
     <w:p>
       <w:r>
         <w:pict w14:anchorId="20F7434A">
-          <v:rect id="_x0000_i2038" style="width:0;height:1.5pt" o:hralign="center" o:hrstd="t" o:hr="t" fillcolor="#a0a0a0" stroked="f"/>
+          <v:rect id="_x0000_i1155" style="width:0;height:1.5pt" o:hralign="center" o:hrstd="t" o:hr="t" fillcolor="#a0a0a0" stroked="f"/>
         </w:pict>
       </w:r>
     </w:p>
@@ -15641,7 +15877,7 @@
     <w:p>
       <w:r>
         <w:pict w14:anchorId="48DD42A0">
-          <v:rect id="_x0000_i2039" style="width:0;height:1.5pt" o:hralign="center" o:hrstd="t" o:hr="t" fillcolor="#a0a0a0" stroked="f"/>
+          <v:rect id="_x0000_i1156" style="width:0;height:1.5pt" o:hralign="center" o:hrstd="t" o:hr="t" fillcolor="#a0a0a0" stroked="f"/>
         </w:pict>
       </w:r>
     </w:p>
@@ -15807,8 +16043,13 @@
               <w:cnfStyle w:val="000000100000" w:firstRow="0" w:lastRow="0" w:firstColumn="0" w:lastColumn="0" w:oddVBand="0" w:evenVBand="0" w:oddHBand="1" w:evenHBand="0" w:firstRowFirstColumn="0" w:firstRowLastColumn="0" w:lastRowFirstColumn="0" w:lastRowLastColumn="0"/>
             </w:pPr>
             <w:r>
-              <w:t>choose random better neighbor</w:t>
-            </w:r>
+              <w:t xml:space="preserve">choose random better </w:t>
+            </w:r>
+            <w:proofErr w:type="spellStart"/>
+            <w:r>
+              <w:t>neighbor</w:t>
+            </w:r>
+            <w:proofErr w:type="spellEnd"/>
           </w:p>
         </w:tc>
       </w:tr>
@@ -15816,7 +16057,7 @@
     <w:p>
       <w:r>
         <w:pict w14:anchorId="6B51DEAC">
-          <v:rect id="_x0000_i2040" style="width:0;height:1.5pt" o:hralign="center" o:hrstd="t" o:hr="t" fillcolor="#a0a0a0" stroked="f"/>
+          <v:rect id="_x0000_i1157" style="width:0;height:1.5pt" o:hralign="center" o:hrstd="t" o:hr="t" fillcolor="#a0a0a0" stroked="f"/>
         </w:pict>
       </w:r>
     </w:p>
@@ -16023,7 +16264,7 @@
     <w:p>
       <w:r>
         <w:pict w14:anchorId="3ED85190">
-          <v:rect id="_x0000_i2041" style="width:0;height:1.5pt" o:hralign="center" o:hrstd="t" o:hr="t" fillcolor="#a0a0a0" stroked="f"/>
+          <v:rect id="_x0000_i1158" style="width:0;height:1.5pt" o:hralign="center" o:hrstd="t" o:hr="t" fillcolor="#a0a0a0" stroked="f"/>
         </w:pict>
       </w:r>
     </w:p>
@@ -16117,8 +16358,13 @@
             <w:pPr>
               <w:spacing w:after="160" w:line="259" w:lineRule="auto"/>
             </w:pPr>
-            <w:r>
-              <w:t>Neighbor checking</w:t>
+            <w:proofErr w:type="spellStart"/>
+            <w:r>
+              <w:t>Neighbor</w:t>
+            </w:r>
+            <w:proofErr w:type="spellEnd"/>
+            <w:r>
+              <w:t xml:space="preserve"> checking</w:t>
             </w:r>
           </w:p>
         </w:tc>
@@ -16148,8 +16394,13 @@
               <w:cnfStyle w:val="000000100000" w:firstRow="0" w:lastRow="0" w:firstColumn="0" w:lastColumn="0" w:oddVBand="0" w:evenVBand="0" w:oddHBand="1" w:evenHBand="0" w:firstRowFirstColumn="0" w:firstRowLastColumn="0" w:lastRowFirstColumn="0" w:lastRowLastColumn="0"/>
             </w:pPr>
             <w:r>
-              <w:t>all neighbors</w:t>
-            </w:r>
+              <w:t xml:space="preserve">all </w:t>
+            </w:r>
+            <w:proofErr w:type="spellStart"/>
+            <w:r>
+              <w:t>neighbors</w:t>
+            </w:r>
+            <w:proofErr w:type="spellEnd"/>
           </w:p>
         </w:tc>
       </w:tr>
@@ -16301,7 +16552,7 @@
     <w:p>
       <w:r>
         <w:pict w14:anchorId="0BBDDC81">
-          <v:rect id="_x0000_i2042" style="width:0;height:1.5pt" o:hralign="center" o:hrstd="t" o:hr="t" fillcolor="#a0a0a0" stroked="f"/>
+          <v:rect id="_x0000_i1159" style="width:0;height:1.5pt" o:hralign="center" o:hrstd="t" o:hr="t" fillcolor="#a0a0a0" stroked="f"/>
         </w:pict>
       </w:r>
     </w:p>
@@ -16427,7 +16678,15 @@
               <w:cnfStyle w:val="000000000000" w:firstRow="0" w:lastRow="0" w:firstColumn="0" w:lastColumn="0" w:oddVBand="0" w:evenVBand="0" w:oddHBand="0" w:evenHBand="0" w:firstRowFirstColumn="0" w:firstRowLastColumn="0" w:lastRowFirstColumn="0" w:lastRowLastColumn="0"/>
             </w:pPr>
             <w:r>
-              <w:t>first better neighbor selected</w:t>
+              <w:t xml:space="preserve">first better </w:t>
+            </w:r>
+            <w:proofErr w:type="spellStart"/>
+            <w:r>
+              <w:t>neighbor</w:t>
+            </w:r>
+            <w:proofErr w:type="spellEnd"/>
+            <w:r>
+              <w:t xml:space="preserve"> selected</w:t>
             </w:r>
           </w:p>
         </w:tc>
@@ -16463,7 +16722,15 @@
               <w:cnfStyle w:val="000000100000" w:firstRow="0" w:lastRow="0" w:firstColumn="0" w:lastColumn="0" w:oddVBand="0" w:evenVBand="0" w:oddHBand="1" w:evenHBand="0" w:firstRowFirstColumn="0" w:firstRowLastColumn="0" w:lastRowFirstColumn="0" w:lastRowLastColumn="0"/>
             </w:pPr>
             <w:r>
-              <w:t>best neighbor selected</w:t>
+              <w:t xml:space="preserve">best </w:t>
+            </w:r>
+            <w:proofErr w:type="spellStart"/>
+            <w:r>
+              <w:t>neighbor</w:t>
+            </w:r>
+            <w:proofErr w:type="spellEnd"/>
+            <w:r>
+              <w:t xml:space="preserve"> selected</w:t>
             </w:r>
           </w:p>
         </w:tc>
@@ -16586,7 +16853,7 @@
     <w:p>
       <w:r>
         <w:pict w14:anchorId="0DC0F684">
-          <v:rect id="_x0000_i2043" style="width:0;height:1.5pt" o:hralign="center" o:hrstd="t" o:hr="t" fillcolor="#a0a0a0" stroked="f"/>
+          <v:rect id="_x0000_i1160" style="width:0;height:1.5pt" o:hralign="center" o:hrstd="t" o:hr="t" fillcolor="#a0a0a0" stroked="f"/>
         </w:pict>
       </w:r>
     </w:p>
@@ -16693,7 +16960,7 @@
     <w:p>
       <w:r>
         <w:pict w14:anchorId="3EBDDB87">
-          <v:rect id="_x0000_i2044" style="width:0;height:1.5pt" o:hralign="center" o:hrstd="t" o:hr="t" fillcolor="#a0a0a0" stroked="f"/>
+          <v:rect id="_x0000_i1161" style="width:0;height:1.5pt" o:hralign="center" o:hrstd="t" o:hr="t" fillcolor="#a0a0a0" stroked="f"/>
         </w:pict>
       </w:r>
     </w:p>
@@ -16790,7 +17057,7 @@
     <w:p>
       <w:r>
         <w:pict w14:anchorId="149B9F04">
-          <v:rect id="_x0000_i2045" style="width:0;height:1.5pt" o:hralign="center" o:hrstd="t" o:hr="t" fillcolor="#a0a0a0" stroked="f"/>
+          <v:rect id="_x0000_i1162" style="width:0;height:1.5pt" o:hralign="center" o:hrstd="t" o:hr="t" fillcolor="#a0a0a0" stroked="f"/>
         </w:pict>
       </w:r>
     </w:p>
@@ -16883,7 +17150,7 @@
     <w:p>
       <w:r>
         <w:pict w14:anchorId="31300F2E">
-          <v:rect id="_x0000_i2046" style="width:0;height:1.5pt" o:hralign="center" o:hrstd="t" o:hr="t" fillcolor="#a0a0a0" stroked="f"/>
+          <v:rect id="_x0000_i1163" style="width:0;height:1.5pt" o:hralign="center" o:hrstd="t" o:hr="t" fillcolor="#a0a0a0" stroked="f"/>
         </w:pict>
       </w:r>
     </w:p>
@@ -16955,7 +17222,7 @@
     <w:p>
       <w:r>
         <w:pict w14:anchorId="1BC3306E">
-          <v:rect id="_x0000_i2047" style="width:0;height:1.5pt" o:hralign="center" o:hrstd="t" o:hr="t" fillcolor="#a0a0a0" stroked="f"/>
+          <v:rect id="_x0000_i1164" style="width:0;height:1.5pt" o:hralign="center" o:hrstd="t" o:hr="t" fillcolor="#a0a0a0" stroked="f"/>
         </w:pict>
       </w:r>
     </w:p>
@@ -17028,7 +17295,7 @@
     <w:p>
       <w:r>
         <w:pict w14:anchorId="2A25A1D6">
-          <v:rect id="_x0000_i2048" style="width:0;height:1.5pt" o:hralign="center" o:hrstd="t" o:hr="t" fillcolor="#a0a0a0" stroked="f"/>
+          <v:rect id="_x0000_i1165" style="width:0;height:1.5pt" o:hralign="center" o:hrstd="t" o:hr="t" fillcolor="#a0a0a0" stroked="f"/>
         </w:pict>
       </w:r>
     </w:p>
@@ -17118,7 +17385,7 @@
     <w:p>
       <w:r>
         <w:pict w14:anchorId="00BE593A">
-          <v:rect id="_x0000_i2049" style="width:0;height:1.5pt" o:hralign="center" o:hrstd="t" o:hr="t" fillcolor="#a0a0a0" stroked="f"/>
+          <v:rect id="_x0000_i1166" style="width:0;height:1.5pt" o:hralign="center" o:hrstd="t" o:hr="t" fillcolor="#a0a0a0" stroked="f"/>
         </w:pict>
       </w:r>
     </w:p>
@@ -17308,7 +17575,7 @@
     <w:p>
       <w:r>
         <w:pict w14:anchorId="2171A851">
-          <v:rect id="_x0000_i2050" style="width:0;height:1.5pt" o:hralign="center" o:hrstd="t" o:hr="t" fillcolor="#a0a0a0" stroked="f"/>
+          <v:rect id="_x0000_i1167" style="width:0;height:1.5pt" o:hralign="center" o:hrstd="t" o:hr="t" fillcolor="#a0a0a0" stroked="f"/>
         </w:pict>
       </w:r>
     </w:p>
@@ -17381,7 +17648,7 @@
     <w:p>
       <w:r>
         <w:pict w14:anchorId="2052DF48">
-          <v:rect id="_x0000_i2051" style="width:0;height:1.5pt" o:hralign="center" o:hrstd="t" o:hr="t" fillcolor="#a0a0a0" stroked="f"/>
+          <v:rect id="_x0000_i1168" style="width:0;height:1.5pt" o:hralign="center" o:hrstd="t" o:hr="t" fillcolor="#a0a0a0" stroked="f"/>
         </w:pict>
       </w:r>
     </w:p>
@@ -17430,13 +17697,21 @@
     </w:p>
     <w:p>
       <w:r>
-        <w:t>The algorithm ignores the cost already traveled.</w:t>
+        <w:t xml:space="preserve">The algorithm ignores the cost already </w:t>
+      </w:r>
+      <w:proofErr w:type="spellStart"/>
+      <w:r>
+        <w:t>traveled</w:t>
+      </w:r>
+      <w:proofErr w:type="spellEnd"/>
+      <w:r>
+        <w:t>.</w:t>
       </w:r>
     </w:p>
     <w:p>
       <w:r>
         <w:pict w14:anchorId="264C8072">
-          <v:rect id="_x0000_i2052" style="width:0;height:1.5pt" o:hralign="center" o:hrstd="t" o:hr="t" fillcolor="#a0a0a0" stroked="f"/>
+          <v:rect id="_x0000_i1169" style="width:0;height:1.5pt" o:hralign="center" o:hrstd="t" o:hr="t" fillcolor="#a0a0a0" stroked="f"/>
         </w:pict>
       </w:r>
     </w:p>
@@ -17668,7 +17943,7 @@
     <w:p>
       <w:r>
         <w:pict w14:anchorId="5FE868D8">
-          <v:rect id="_x0000_i2053" style="width:0;height:1.5pt" o:hralign="center" o:hrstd="t" o:hr="t" fillcolor="#a0a0a0" stroked="f"/>
+          <v:rect id="_x0000_i1170" style="width:0;height:1.5pt" o:hralign="center" o:hrstd="t" o:hr="t" fillcolor="#a0a0a0" stroked="f"/>
         </w:pict>
       </w:r>
     </w:p>
@@ -18072,7 +18347,7 @@
     <w:p>
       <w:r>
         <w:pict w14:anchorId="720B1D57">
-          <v:rect id="_x0000_i2054" style="width:0;height:1.5pt" o:hralign="center" o:hrstd="t" o:hr="t" fillcolor="#a0a0a0" stroked="f"/>
+          <v:rect id="_x0000_i1171" style="width:0;height:1.5pt" o:hralign="center" o:hrstd="t" o:hr="t" fillcolor="#a0a0a0" stroked="f"/>
         </w:pict>
       </w:r>
     </w:p>
@@ -18242,7 +18517,7 @@
     <w:p>
       <w:r>
         <w:pict w14:anchorId="2F71864C">
-          <v:rect id="_x0000_i2055" style="width:0;height:1.5pt" o:hralign="center" o:hrstd="t" o:hr="t" fillcolor="#a0a0a0" stroked="f"/>
+          <v:rect id="_x0000_i1172" style="width:0;height:1.5pt" o:hralign="center" o:hrstd="t" o:hr="t" fillcolor="#a0a0a0" stroked="f"/>
         </w:pict>
       </w:r>
     </w:p>
@@ -18412,7 +18687,7 @@
     <w:p>
       <w:r>
         <w:pict w14:anchorId="3139D678">
-          <v:rect id="_x0000_i2056" style="width:0;height:1.5pt" o:hralign="center" o:hrstd="t" o:hr="t" fillcolor="#a0a0a0" stroked="f"/>
+          <v:rect id="_x0000_i1173" style="width:0;height:1.5pt" o:hralign="center" o:hrstd="t" o:hr="t" fillcolor="#a0a0a0" stroked="f"/>
         </w:pict>
       </w:r>
     </w:p>
@@ -18484,7 +18759,7 @@
     <w:p>
       <w:r>
         <w:pict w14:anchorId="12E590AA">
-          <v:rect id="_x0000_i2057" style="width:0;height:1.5pt" o:hralign="center" o:hrstd="t" o:hr="t" fillcolor="#a0a0a0" stroked="f"/>
+          <v:rect id="_x0000_i1174" style="width:0;height:1.5pt" o:hralign="center" o:hrstd="t" o:hr="t" fillcolor="#a0a0a0" stroked="f"/>
         </w:pict>
       </w:r>
     </w:p>
@@ -18526,7 +18801,7 @@
     <w:p>
       <w:r>
         <w:pict w14:anchorId="0BEB7FC9">
-          <v:rect id="_x0000_i2058" style="width:0;height:1.5pt" o:hralign="center" o:hrstd="t" o:hr="t" fillcolor="#a0a0a0" stroked="f"/>
+          <v:rect id="_x0000_i1175" style="width:0;height:1.5pt" o:hralign="center" o:hrstd="t" o:hr="t" fillcolor="#a0a0a0" stroked="f"/>
         </w:pict>
       </w:r>
     </w:p>
@@ -18727,7 +19002,7 @@
     <w:p>
       <w:r>
         <w:pict w14:anchorId="6491F412">
-          <v:rect id="_x0000_i2059" style="width:0;height:1.5pt" o:hralign="center" o:hrstd="t" o:hr="t" fillcolor="#a0a0a0" stroked="f"/>
+          <v:rect id="_x0000_i1176" style="width:0;height:1.5pt" o:hralign="center" o:hrstd="t" o:hr="t" fillcolor="#a0a0a0" stroked="f"/>
         </w:pict>
       </w:r>
     </w:p>
@@ -18830,7 +19105,7 @@
     <w:p>
       <w:r>
         <w:pict w14:anchorId="4E4D3D44">
-          <v:rect id="_x0000_i2060" style="width:0;height:1.5pt" o:hralign="center" o:hrstd="t" o:hr="t" fillcolor="#a0a0a0" stroked="f"/>
+          <v:rect id="_x0000_i1177" style="width:0;height:1.5pt" o:hralign="center" o:hrstd="t" o:hr="t" fillcolor="#a0a0a0" stroked="f"/>
         </w:pict>
       </w:r>
     </w:p>
@@ -18885,7 +19160,7 @@
     <w:p>
       <w:r>
         <w:pict w14:anchorId="043434AC">
-          <v:rect id="_x0000_i2061" style="width:0;height:1.5pt" o:hralign="center" o:hrstd="t" o:hr="t" fillcolor="#a0a0a0" stroked="f"/>
+          <v:rect id="_x0000_i1178" style="width:0;height:1.5pt" o:hralign="center" o:hrstd="t" o:hr="t" fillcolor="#a0a0a0" stroked="f"/>
         </w:pict>
       </w:r>
     </w:p>
@@ -19178,7 +19453,15 @@
         </w:numPr>
       </w:pPr>
       <w:r>
-        <w:t xml:space="preserve">Expand neighbors </w:t>
+        <w:t xml:space="preserve">Expand </w:t>
+      </w:r>
+      <w:proofErr w:type="spellStart"/>
+      <w:r>
+        <w:t>neighbors</w:t>
+      </w:r>
+      <w:proofErr w:type="spellEnd"/>
+      <w:r>
+        <w:t xml:space="preserve"> </w:t>
       </w:r>
       <w:r>
         <w:rPr>
@@ -19263,7 +19546,7 @@
     <w:p>
       <w:r>
         <w:pict w14:anchorId="61D54B3A">
-          <v:rect id="_x0000_i2062" style="width:0;height:1.5pt" o:hralign="center" o:hrstd="t" o:hr="t" fillcolor="#a0a0a0" stroked="f"/>
+          <v:rect id="_x0000_i1179" style="width:0;height:1.5pt" o:hralign="center" o:hrstd="t" o:hr="t" fillcolor="#a0a0a0" stroked="f"/>
         </w:pict>
       </w:r>
     </w:p>
@@ -19541,7 +19824,7 @@
     <w:p>
       <w:r>
         <w:pict w14:anchorId="4EB3D85F">
-          <v:rect id="_x0000_i2063" style="width:0;height:1.5pt" o:hralign="center" o:hrstd="t" o:hr="t" fillcolor="#a0a0a0" stroked="f"/>
+          <v:rect id="_x0000_i1180" style="width:0;height:1.5pt" o:hralign="center" o:hrstd="t" o:hr="t" fillcolor="#a0a0a0" stroked="f"/>
         </w:pict>
       </w:r>
     </w:p>
@@ -19743,7 +20026,7 @@
     <w:p>
       <w:r>
         <w:pict w14:anchorId="6480885B">
-          <v:rect id="_x0000_i2064" style="width:0;height:1.5pt" o:hralign="center" o:hrstd="t" o:hr="t" fillcolor="#a0a0a0" stroked="f"/>
+          <v:rect id="_x0000_i1181" style="width:0;height:1.5pt" o:hralign="center" o:hrstd="t" o:hr="t" fillcolor="#a0a0a0" stroked="f"/>
         </w:pict>
       </w:r>
     </w:p>
@@ -19961,7 +20244,7 @@
     <w:p>
       <w:r>
         <w:pict w14:anchorId="31FBEEB7">
-          <v:rect id="_x0000_i2065" style="width:0;height:1.5pt" o:hralign="center" o:hrstd="t" o:hr="t" fillcolor="#a0a0a0" stroked="f"/>
+          <v:rect id="_x0000_i1182" style="width:0;height:1.5pt" o:hralign="center" o:hrstd="t" o:hr="t" fillcolor="#a0a0a0" stroked="f"/>
         </w:pict>
       </w:r>
     </w:p>
@@ -20121,7 +20404,7 @@
     <w:p>
       <w:r>
         <w:pict w14:anchorId="2901AC49">
-          <v:rect id="_x0000_i2066" style="width:0;height:1.5pt" o:hralign="center" o:hrstd="t" o:hr="t" fillcolor="#a0a0a0" stroked="f"/>
+          <v:rect id="_x0000_i1183" style="width:0;height:1.5pt" o:hralign="center" o:hrstd="t" o:hr="t" fillcolor="#a0a0a0" stroked="f"/>
         </w:pict>
       </w:r>
     </w:p>
@@ -20207,7 +20490,7 @@
     <w:p>
       <w:r>
         <w:pict w14:anchorId="403B4323">
-          <v:rect id="_x0000_i2067" style="width:0;height:1.5pt" o:hralign="center" o:hrstd="t" o:hr="t" fillcolor="#a0a0a0" stroked="f"/>
+          <v:rect id="_x0000_i1184" style="width:0;height:1.5pt" o:hralign="center" o:hrstd="t" o:hr="t" fillcolor="#a0a0a0" stroked="f"/>
         </w:pict>
       </w:r>
     </w:p>
@@ -20346,7 +20629,7 @@
     <w:p>
       <w:r>
         <w:pict w14:anchorId="3C8B6EA8">
-          <v:rect id="_x0000_i2068" style="width:0;height:1.5pt" o:hralign="center" o:hrstd="t" o:hr="t" fillcolor="#a0a0a0" stroked="f"/>
+          <v:rect id="_x0000_i1185" style="width:0;height:1.5pt" o:hralign="center" o:hrstd="t" o:hr="t" fillcolor="#a0a0a0" stroked="f"/>
         </w:pict>
       </w:r>
     </w:p>
@@ -20437,7 +20720,7 @@
     <w:p>
       <w:r>
         <w:pict w14:anchorId="4C20EDCF">
-          <v:rect id="_x0000_i2069" style="width:0;height:1.5pt" o:hralign="center" o:hrstd="t" o:hr="t" fillcolor="#a0a0a0" stroked="f"/>
+          <v:rect id="_x0000_i1186" style="width:0;height:1.5pt" o:hralign="center" o:hrstd="t" o:hr="t" fillcolor="#a0a0a0" stroked="f"/>
         </w:pict>
       </w:r>
     </w:p>
@@ -20518,7 +20801,7 @@
     <w:p>
       <w:r>
         <w:pict w14:anchorId="265002AE">
-          <v:rect id="_x0000_i2070" style="width:0;height:1.5pt" o:hralign="center" o:hrstd="t" o:hr="t" fillcolor="#a0a0a0" stroked="f"/>
+          <v:rect id="_x0000_i1187" style="width:0;height:1.5pt" o:hralign="center" o:hrstd="t" o:hr="t" fillcolor="#a0a0a0" stroked="f"/>
         </w:pict>
       </w:r>
     </w:p>
@@ -20577,7 +20860,7 @@
     <w:p>
       <w:r>
         <w:pict w14:anchorId="668396F0">
-          <v:rect id="_x0000_i2071" style="width:0;height:1.5pt" o:hralign="center" o:hrstd="t" o:hr="t" fillcolor="#a0a0a0" stroked="f"/>
+          <v:rect id="_x0000_i1188" style="width:0;height:1.5pt" o:hralign="center" o:hrstd="t" o:hr="t" fillcolor="#a0a0a0" stroked="f"/>
         </w:pict>
       </w:r>
     </w:p>
@@ -20676,7 +20959,7 @@
     <w:p>
       <w:r>
         <w:pict w14:anchorId="61426B33">
-          <v:rect id="_x0000_i2072" style="width:0;height:1.5pt" o:hralign="center" o:hrstd="t" o:hr="t" fillcolor="#a0a0a0" stroked="f"/>
+          <v:rect id="_x0000_i1189" style="width:0;height:1.5pt" o:hralign="center" o:hrstd="t" o:hr="t" fillcolor="#a0a0a0" stroked="f"/>
         </w:pict>
       </w:r>
     </w:p>
@@ -20861,7 +21144,7 @@
     <w:p>
       <w:r>
         <w:pict w14:anchorId="4C176096">
-          <v:rect id="_x0000_i2073" style="width:0;height:1.5pt" o:hralign="center" o:hrstd="t" o:hr="t" fillcolor="#a0a0a0" stroked="f"/>
+          <v:rect id="_x0000_i1190" style="width:0;height:1.5pt" o:hralign="center" o:hrstd="t" o:hr="t" fillcolor="#a0a0a0" stroked="f"/>
         </w:pict>
       </w:r>
     </w:p>
@@ -21031,7 +21314,7 @@
     <w:p>
       <w:r>
         <w:pict w14:anchorId="37E14B43">
-          <v:rect id="_x0000_i2074" style="width:0;height:1.5pt" o:hralign="center" o:hrstd="t" o:hr="t" fillcolor="#a0a0a0" stroked="f"/>
+          <v:rect id="_x0000_i1191" style="width:0;height:1.5pt" o:hralign="center" o:hrstd="t" o:hr="t" fillcolor="#a0a0a0" stroked="f"/>
         </w:pict>
       </w:r>
     </w:p>
@@ -21073,7 +21356,7 @@
     <w:p>
       <w:r>
         <w:pict w14:anchorId="59110AFA">
-          <v:rect id="_x0000_i2075" style="width:0;height:1.5pt" o:hralign="center" o:hrstd="t" o:hr="t" fillcolor="#a0a0a0" stroked="f"/>
+          <v:rect id="_x0000_i1192" style="width:0;height:1.5pt" o:hralign="center" o:hrstd="t" o:hr="t" fillcolor="#a0a0a0" stroked="f"/>
         </w:pict>
       </w:r>
     </w:p>
@@ -21138,7 +21421,7 @@
     <w:p>
       <w:r>
         <w:pict w14:anchorId="7DDEF727">
-          <v:rect id="_x0000_i2076" style="width:0;height:1.5pt" o:hralign="center" o:hrstd="t" o:hr="t" fillcolor="#a0a0a0" stroked="f"/>
+          <v:rect id="_x0000_i1193" style="width:0;height:1.5pt" o:hralign="center" o:hrstd="t" o:hr="t" fillcolor="#a0a0a0" stroked="f"/>
         </w:pict>
       </w:r>
     </w:p>
@@ -21340,7 +21623,7 @@
     <w:p>
       <w:r>
         <w:pict w14:anchorId="6DBC874E">
-          <v:rect id="_x0000_i2077" style="width:0;height:1.5pt" o:hralign="center" o:hrstd="t" o:hr="t" fillcolor="#a0a0a0" stroked="f"/>
+          <v:rect id="_x0000_i1194" style="width:0;height:1.5pt" o:hralign="center" o:hrstd="t" o:hr="t" fillcolor="#a0a0a0" stroked="f"/>
         </w:pict>
       </w:r>
     </w:p>
@@ -21435,7 +21718,7 @@
     <w:p>
       <w:r>
         <w:pict w14:anchorId="749FAA27">
-          <v:rect id="_x0000_i2078" style="width:0;height:1.5pt" o:hralign="center" o:hrstd="t" o:hr="t" fillcolor="#a0a0a0" stroked="f"/>
+          <v:rect id="_x0000_i1195" style="width:0;height:1.5pt" o:hralign="center" o:hrstd="t" o:hr="t" fillcolor="#a0a0a0" stroked="f"/>
         </w:pict>
       </w:r>
     </w:p>
@@ -21531,7 +21814,7 @@
     <w:p>
       <w:r>
         <w:pict w14:anchorId="2C4F8CE2">
-          <v:rect id="_x0000_i2079" style="width:0;height:1.5pt" o:hralign="center" o:hrstd="t" o:hr="t" fillcolor="#a0a0a0" stroked="f"/>
+          <v:rect id="_x0000_i1196" style="width:0;height:1.5pt" o:hralign="center" o:hrstd="t" o:hr="t" fillcolor="#a0a0a0" stroked="f"/>
         </w:pict>
       </w:r>
     </w:p>
@@ -21633,7 +21916,7 @@
     <w:p>
       <w:r>
         <w:pict w14:anchorId="02DC978B">
-          <v:rect id="_x0000_i2080" style="width:0;height:1.5pt" o:hralign="center" o:hrstd="t" o:hr="t" fillcolor="#a0a0a0" stroked="f"/>
+          <v:rect id="_x0000_i1197" style="width:0;height:1.5pt" o:hralign="center" o:hrstd="t" o:hr="t" fillcolor="#a0a0a0" stroked="f"/>
         </w:pict>
       </w:r>
     </w:p>
@@ -21691,7 +21974,7 @@
     <w:p>
       <w:r>
         <w:pict w14:anchorId="63AE5003">
-          <v:rect id="_x0000_i2081" style="width:0;height:1.5pt" o:hralign="center" o:hrstd="t" o:hr="t" fillcolor="#a0a0a0" stroked="f"/>
+          <v:rect id="_x0000_i1198" style="width:0;height:1.5pt" o:hralign="center" o:hrstd="t" o:hr="t" fillcolor="#a0a0a0" stroked="f"/>
         </w:pict>
       </w:r>
     </w:p>
@@ -21712,7 +21995,15 @@
     </w:p>
     <w:p>
       <w:r>
-        <w:t>Many problems contain both AND and OR relationships.</w:t>
+        <w:t xml:space="preserve">Many problems contain both AND </w:t>
+      </w:r>
+      <w:proofErr w:type="spellStart"/>
+      <w:r>
+        <w:t>and</w:t>
+      </w:r>
+      <w:proofErr w:type="spellEnd"/>
+      <w:r>
+        <w:t xml:space="preserve"> OR relationships.</w:t>
       </w:r>
     </w:p>
     <w:p>
@@ -21817,7 +22108,7 @@
     <w:p>
       <w:r>
         <w:pict w14:anchorId="31407CDA">
-          <v:rect id="_x0000_i2082" style="width:0;height:1.5pt" o:hralign="center" o:hrstd="t" o:hr="t" fillcolor="#a0a0a0" stroked="f"/>
+          <v:rect id="_x0000_i1199" style="width:0;height:1.5pt" o:hralign="center" o:hrstd="t" o:hr="t" fillcolor="#a0a0a0" stroked="f"/>
         </w:pict>
       </w:r>
     </w:p>
@@ -21980,7 +22271,7 @@
     <w:p>
       <w:r>
         <w:pict w14:anchorId="1202880C">
-          <v:rect id="_x0000_i2083" style="width:0;height:1.5pt" o:hralign="center" o:hrstd="t" o:hr="t" fillcolor="#a0a0a0" stroked="f"/>
+          <v:rect id="_x0000_i1200" style="width:0;height:1.5pt" o:hralign="center" o:hrstd="t" o:hr="t" fillcolor="#a0a0a0" stroked="f"/>
         </w:pict>
       </w:r>
     </w:p>
@@ -22182,7 +22473,7 @@
     <w:p>
       <w:r>
         <w:pict w14:anchorId="0629E777">
-          <v:rect id="_x0000_i2084" style="width:0;height:1.5pt" o:hralign="center" o:hrstd="t" o:hr="t" fillcolor="#a0a0a0" stroked="f"/>
+          <v:rect id="_x0000_i1201" style="width:0;height:1.5pt" o:hralign="center" o:hrstd="t" o:hr="t" fillcolor="#a0a0a0" stroked="f"/>
         </w:pict>
       </w:r>
     </w:p>
@@ -22352,7 +22643,7 @@
     <w:p>
       <w:r>
         <w:pict w14:anchorId="10A16F10">
-          <v:rect id="_x0000_i2085" style="width:0;height:1.5pt" o:hralign="center" o:hrstd="t" o:hr="t" fillcolor="#a0a0a0" stroked="f"/>
+          <v:rect id="_x0000_i1202" style="width:0;height:1.5pt" o:hralign="center" o:hrstd="t" o:hr="t" fillcolor="#a0a0a0" stroked="f"/>
         </w:pict>
       </w:r>
     </w:p>
@@ -22554,7 +22845,7 @@
     <w:p>
       <w:r>
         <w:pict w14:anchorId="1C2E8072">
-          <v:rect id="_x0000_i2086" style="width:0;height:1.5pt" o:hralign="center" o:hrstd="t" o:hr="t" fillcolor="#a0a0a0" stroked="f"/>
+          <v:rect id="_x0000_i1203" style="width:0;height:1.5pt" o:hralign="center" o:hrstd="t" o:hr="t" fillcolor="#a0a0a0" stroked="f"/>
         </w:pict>
       </w:r>
     </w:p>
@@ -22695,7 +22986,7 @@
       <w:r>
         <w:lastRenderedPageBreak/>
         <w:pict w14:anchorId="3F0261C4">
-          <v:rect id="_x0000_i2087" style="width:0;height:1.5pt" o:hralign="center" o:hrstd="t" o:hr="t" fillcolor="#a0a0a0" stroked="f"/>
+          <v:rect id="_x0000_i1204" style="width:0;height:1.5pt" o:hralign="center" o:hrstd="t" o:hr="t" fillcolor="#a0a0a0" stroked="f"/>
         </w:pict>
       </w:r>
     </w:p>
@@ -22947,7 +23238,7 @@
     <w:p>
       <w:r>
         <w:pict w14:anchorId="596D7990">
-          <v:rect id="_x0000_i2088" style="width:0;height:1.5pt" o:hralign="center" o:hrstd="t" o:hr="t" fillcolor="#a0a0a0" stroked="f"/>
+          <v:rect id="_x0000_i1205" style="width:0;height:1.5pt" o:hralign="center" o:hrstd="t" o:hr="t" fillcolor="#a0a0a0" stroked="f"/>
         </w:pict>
       </w:r>
     </w:p>
@@ -23132,7 +23423,7 @@
     <w:p>
       <w:r>
         <w:pict w14:anchorId="57DD6F97">
-          <v:rect id="_x0000_i2089" style="width:0;height:1.5pt" o:hralign="center" o:hrstd="t" o:hr="t" fillcolor="#a0a0a0" stroked="f"/>
+          <v:rect id="_x0000_i1206" style="width:0;height:1.5pt" o:hralign="center" o:hrstd="t" o:hr="t" fillcolor="#a0a0a0" stroked="f"/>
         </w:pict>
       </w:r>
     </w:p>
@@ -23208,7 +23499,7 @@
     <w:p>
       <w:r>
         <w:pict w14:anchorId="650ECB5F">
-          <v:rect id="_x0000_i2090" style="width:0;height:1.5pt" o:hralign="center" o:hrstd="t" o:hr="t" fillcolor="#a0a0a0" stroked="f"/>
+          <v:rect id="_x0000_i1207" style="width:0;height:1.5pt" o:hralign="center" o:hrstd="t" o:hr="t" fillcolor="#a0a0a0" stroked="f"/>
         </w:pict>
       </w:r>
     </w:p>
@@ -23229,7 +23520,15 @@
     </w:p>
     <w:p>
       <w:r>
-        <w:t>Suppose three people must be assigned different colors.</w:t>
+        <w:t xml:space="preserve">Suppose three people must be assigned different </w:t>
+      </w:r>
+      <w:proofErr w:type="spellStart"/>
+      <w:r>
+        <w:t>colors</w:t>
+      </w:r>
+      <w:proofErr w:type="spellEnd"/>
+      <w:r>
+        <w:t>.</w:t>
       </w:r>
     </w:p>
     <w:p>
@@ -23245,7 +23544,15 @@
     </w:p>
     <w:p>
       <w:r>
-        <w:t>Domain (possible colors):</w:t>
+        <w:t xml:space="preserve">Domain (possible </w:t>
+      </w:r>
+      <w:proofErr w:type="spellStart"/>
+      <w:r>
+        <w:t>colors</w:t>
+      </w:r>
+      <w:proofErr w:type="spellEnd"/>
+      <w:r>
+        <w:t>):</w:t>
       </w:r>
       <w:r>
         <w:t xml:space="preserve"> </w:t>
@@ -23262,8 +23569,13 @@
         <w:t xml:space="preserve"> </w:t>
       </w:r>
       <w:r>
-        <w:t>No two persons can have the same color</w:t>
-      </w:r>
+        <w:t xml:space="preserve">No two persons can have the same </w:t>
+      </w:r>
+      <w:proofErr w:type="spellStart"/>
+      <w:r>
+        <w:t>color</w:t>
+      </w:r>
+      <w:proofErr w:type="spellEnd"/>
     </w:p>
     <w:p>
       <w:r>
@@ -23273,7 +23585,7 @@
     <w:p>
       <w:r>
         <w:pict w14:anchorId="039CDB59">
-          <v:rect id="_x0000_i2091" style="width:0;height:1.5pt" o:hralign="center" o:hrstd="t" o:hr="t" fillcolor="#a0a0a0" stroked="f"/>
+          <v:rect id="_x0000_i1208" style="width:0;height:1.5pt" o:hralign="center" o:hrstd="t" o:hr="t" fillcolor="#a0a0a0" stroked="f"/>
         </w:pict>
       </w:r>
     </w:p>
@@ -23443,7 +23755,7 @@
     <w:p>
       <w:r>
         <w:pict w14:anchorId="3397A506">
-          <v:rect id="_x0000_i2092" style="width:0;height:1.5pt" o:hralign="center" o:hrstd="t" o:hr="t" fillcolor="#a0a0a0" stroked="f"/>
+          <v:rect id="_x0000_i1209" style="width:0;height:1.5pt" o:hralign="center" o:hrstd="t" o:hr="t" fillcolor="#a0a0a0" stroked="f"/>
         </w:pict>
       </w:r>
     </w:p>
@@ -23515,7 +23827,7 @@
     <w:p>
       <w:r>
         <w:pict w14:anchorId="5BA299CA">
-          <v:rect id="_x0000_i2093" style="width:0;height:1.5pt" o:hralign="center" o:hrstd="t" o:hr="t" fillcolor="#a0a0a0" stroked="f"/>
+          <v:rect id="_x0000_i1210" style="width:0;height:1.5pt" o:hralign="center" o:hrstd="t" o:hr="t" fillcolor="#a0a0a0" stroked="f"/>
         </w:pict>
       </w:r>
     </w:p>
@@ -23568,7 +23880,7 @@
     <w:p>
       <w:r>
         <w:pict w14:anchorId="07F2C695">
-          <v:rect id="_x0000_i2094" style="width:0;height:1.5pt" o:hralign="center" o:hrstd="t" o:hr="t" fillcolor="#a0a0a0" stroked="f"/>
+          <v:rect id="_x0000_i1211" style="width:0;height:1.5pt" o:hralign="center" o:hrstd="t" o:hr="t" fillcolor="#a0a0a0" stroked="f"/>
         </w:pict>
       </w:r>
     </w:p>
@@ -23619,7 +23931,7 @@
     <w:p>
       <w:r>
         <w:pict w14:anchorId="07B900B3">
-          <v:rect id="_x0000_i2095" style="width:0;height:1.5pt" o:hralign="center" o:hrstd="t" o:hr="t" fillcolor="#a0a0a0" stroked="f"/>
+          <v:rect id="_x0000_i1212" style="width:0;height:1.5pt" o:hralign="center" o:hrstd="t" o:hr="t" fillcolor="#a0a0a0" stroked="f"/>
         </w:pict>
       </w:r>
     </w:p>
@@ -23691,7 +24003,7 @@
     <w:p>
       <w:r>
         <w:pict w14:anchorId="5F5C79D7">
-          <v:rect id="_x0000_i2096" style="width:0;height:1.5pt" o:hralign="center" o:hrstd="t" o:hr="t" fillcolor="#a0a0a0" stroked="f"/>
+          <v:rect id="_x0000_i1213" style="width:0;height:1.5pt" o:hralign="center" o:hrstd="t" o:hr="t" fillcolor="#a0a0a0" stroked="f"/>
         </w:pict>
       </w:r>
     </w:p>
@@ -23729,7 +24041,7 @@
     <w:p>
       <w:r>
         <w:pict w14:anchorId="79BB0A63">
-          <v:rect id="_x0000_i2097" style="width:0;height:1.5pt" o:hralign="center" o:hrstd="t" o:hr="t" fillcolor="#a0a0a0" stroked="f"/>
+          <v:rect id="_x0000_i1214" style="width:0;height:1.5pt" o:hralign="center" o:hrstd="t" o:hr="t" fillcolor="#a0a0a0" stroked="f"/>
         </w:pict>
       </w:r>
     </w:p>
@@ -23772,7 +24084,7 @@
     <w:p>
       <w:r>
         <w:pict w14:anchorId="178A7DA4">
-          <v:rect id="_x0000_i2098" style="width:0;height:1.5pt" o:hralign="center" o:hrstd="t" o:hr="t" fillcolor="#a0a0a0" stroked="f"/>
+          <v:rect id="_x0000_i1215" style="width:0;height:1.5pt" o:hralign="center" o:hrstd="t" o:hr="t" fillcolor="#a0a0a0" stroked="f"/>
         </w:pict>
       </w:r>
     </w:p>
@@ -23834,7 +24146,7 @@
     <w:p>
       <w:r>
         <w:pict w14:anchorId="3702B1DA">
-          <v:rect id="_x0000_i2099" style="width:0;height:1.5pt" o:hralign="center" o:hrstd="t" o:hr="t" fillcolor="#a0a0a0" stroked="f"/>
+          <v:rect id="_x0000_i1216" style="width:0;height:1.5pt" o:hralign="center" o:hrstd="t" o:hr="t" fillcolor="#a0a0a0" stroked="f"/>
         </w:pict>
       </w:r>
     </w:p>
@@ -24004,7 +24316,7 @@
     <w:p>
       <w:r>
         <w:pict w14:anchorId="7D6DD7A7">
-          <v:rect id="_x0000_i2100" style="width:0;height:1.5pt" o:hralign="center" o:hrstd="t" o:hr="t" fillcolor="#a0a0a0" stroked="f"/>
+          <v:rect id="_x0000_i1217" style="width:0;height:1.5pt" o:hralign="center" o:hrstd="t" o:hr="t" fillcolor="#a0a0a0" stroked="f"/>
         </w:pict>
       </w:r>
     </w:p>
@@ -24052,7 +24364,7 @@
     <w:p>
       <w:r>
         <w:pict w14:anchorId="79F70B3D">
-          <v:rect id="_x0000_i2101" style="width:0;height:1.5pt" o:hralign="center" o:hrstd="t" o:hr="t" fillcolor="#a0a0a0" stroked="f"/>
+          <v:rect id="_x0000_i1218" style="width:0;height:1.5pt" o:hralign="center" o:hrstd="t" o:hr="t" fillcolor="#a0a0a0" stroked="f"/>
         </w:pict>
       </w:r>
     </w:p>
@@ -24101,7 +24413,7 @@
     <w:p>
       <w:r>
         <w:pict w14:anchorId="157720D1">
-          <v:rect id="_x0000_i2102" style="width:0;height:1.5pt" o:hralign="center" o:hrstd="t" o:hr="t" fillcolor="#a0a0a0" stroked="f"/>
+          <v:rect id="_x0000_i1219" style="width:0;height:1.5pt" o:hralign="center" o:hrstd="t" o:hr="t" fillcolor="#a0a0a0" stroked="f"/>
         </w:pict>
       </w:r>
     </w:p>
@@ -24149,7 +24461,7 @@
     <w:p>
       <w:r>
         <w:pict w14:anchorId="1632BCEF">
-          <v:rect id="_x0000_i2103" style="width:0;height:1.5pt" o:hralign="center" o:hrstd="t" o:hr="t" fillcolor="#a0a0a0" stroked="f"/>
+          <v:rect id="_x0000_i1220" style="width:0;height:1.5pt" o:hralign="center" o:hrstd="t" o:hr="t" fillcolor="#a0a0a0" stroked="f"/>
         </w:pict>
       </w:r>
     </w:p>
@@ -24165,12 +24477,52 @@
           <w:b/>
           <w:bCs/>
         </w:rPr>
-        <w:t>Example: Map Coloring Problem</w:t>
-      </w:r>
-    </w:p>
-    <w:p>
-      <w:r>
-        <w:t>Goal: Color a map so that neighboring regions have different colors.</w:t>
+        <w:t xml:space="preserve">Example: Map </w:t>
+      </w:r>
+      <w:proofErr w:type="spellStart"/>
+      <w:r>
+        <w:rPr>
+          <w:b/>
+          <w:bCs/>
+        </w:rPr>
+        <w:t>Coloring</w:t>
+      </w:r>
+      <w:proofErr w:type="spellEnd"/>
+      <w:r>
+        <w:rPr>
+          <w:b/>
+          <w:bCs/>
+        </w:rPr>
+        <w:t xml:space="preserve"> Problem</w:t>
+      </w:r>
+    </w:p>
+    <w:p>
+      <w:r>
+        <w:t xml:space="preserve">Goal: </w:t>
+      </w:r>
+      <w:proofErr w:type="spellStart"/>
+      <w:r>
+        <w:t>Color</w:t>
+      </w:r>
+      <w:proofErr w:type="spellEnd"/>
+      <w:r>
+        <w:t xml:space="preserve"> a map so that </w:t>
+      </w:r>
+      <w:proofErr w:type="spellStart"/>
+      <w:r>
+        <w:t>neighboring</w:t>
+      </w:r>
+      <w:proofErr w:type="spellEnd"/>
+      <w:r>
+        <w:t xml:space="preserve"> regions have different </w:t>
+      </w:r>
+      <w:proofErr w:type="spellStart"/>
+      <w:r>
+        <w:t>colors</w:t>
+      </w:r>
+      <w:proofErr w:type="spellEnd"/>
+      <w:r>
+        <w:t>.</w:t>
       </w:r>
     </w:p>
     <w:p>
@@ -24205,7 +24557,14 @@
       </w:r>
       <w:r>
         <w:br/>
-        <w:t>B ≠ C</w:t>
+      </w:r>
+      <w:proofErr w:type="spellStart"/>
+      <w:r>
+        <w:t>B</w:t>
+      </w:r>
+      <w:proofErr w:type="spellEnd"/>
+      <w:r>
+        <w:t xml:space="preserve"> ≠ C</w:t>
       </w:r>
       <w:r>
         <w:br/>
@@ -24214,13 +24573,21 @@
     </w:p>
     <w:p>
       <w:r>
-        <w:t>The algorithm must assign colors satisfying these constraints.</w:t>
+        <w:t xml:space="preserve">The algorithm must assign </w:t>
+      </w:r>
+      <w:proofErr w:type="spellStart"/>
+      <w:r>
+        <w:t>colors</w:t>
+      </w:r>
+      <w:proofErr w:type="spellEnd"/>
+      <w:r>
+        <w:t xml:space="preserve"> satisfying these constraints.</w:t>
       </w:r>
     </w:p>
     <w:p>
       <w:r>
         <w:pict w14:anchorId="3386C97C">
-          <v:rect id="_x0000_i2104" style="width:0;height:1.5pt" o:hralign="center" o:hrstd="t" o:hr="t" fillcolor="#a0a0a0" stroked="f"/>
+          <v:rect id="_x0000_i1221" style="width:0;height:1.5pt" o:hralign="center" o:hrstd="t" o:hr="t" fillcolor="#a0a0a0" stroked="f"/>
         </w:pict>
       </w:r>
     </w:p>
@@ -24304,7 +24671,7 @@
     <w:p>
       <w:r>
         <w:pict w14:anchorId="54EC576A">
-          <v:rect id="_x0000_i2105" style="width:0;height:1.5pt" o:hralign="center" o:hrstd="t" o:hr="t" fillcolor="#a0a0a0" stroked="f"/>
+          <v:rect id="_x0000_i1222" style="width:0;height:1.5pt" o:hralign="center" o:hrstd="t" o:hr="t" fillcolor="#a0a0a0" stroked="f"/>
         </w:pict>
       </w:r>
     </w:p>
@@ -24409,7 +24776,7 @@
     <w:p>
       <w:r>
         <w:pict w14:anchorId="09E24E49">
-          <v:rect id="_x0000_i2106" style="width:0;height:1.5pt" o:hralign="center" o:hrstd="t" o:hr="t" fillcolor="#a0a0a0" stroked="f"/>
+          <v:rect id="_x0000_i1223" style="width:0;height:1.5pt" o:hralign="center" o:hrstd="t" o:hr="t" fillcolor="#a0a0a0" stroked="f"/>
         </w:pict>
       </w:r>
     </w:p>
@@ -24477,7 +24844,7 @@
     <w:p>
       <w:r>
         <w:pict w14:anchorId="49E1F2A7">
-          <v:rect id="_x0000_i2107" style="width:0;height:1.5pt" o:hralign="center" o:hrstd="t" o:hr="t" fillcolor="#a0a0a0" stroked="f"/>
+          <v:rect id="_x0000_i1224" style="width:0;height:1.5pt" o:hralign="center" o:hrstd="t" o:hr="t" fillcolor="#a0a0a0" stroked="f"/>
         </w:pict>
       </w:r>
     </w:p>
@@ -24647,7 +25014,7 @@
     <w:p>
       <w:r>
         <w:pict w14:anchorId="7C26C9FB">
-          <v:rect id="_x0000_i2108" style="width:0;height:1.5pt" o:hralign="center" o:hrstd="t" o:hr="t" fillcolor="#a0a0a0" stroked="f"/>
+          <v:rect id="_x0000_i1225" style="width:0;height:1.5pt" o:hralign="center" o:hrstd="t" o:hr="t" fillcolor="#a0a0a0" stroked="f"/>
         </w:pict>
       </w:r>
     </w:p>
@@ -24886,8 +25253,13 @@
               <w:spacing w:after="160" w:line="259" w:lineRule="auto"/>
             </w:pPr>
             <w:r>
-              <w:t>Map coloring</w:t>
-            </w:r>
+              <w:t xml:space="preserve">Map </w:t>
+            </w:r>
+            <w:proofErr w:type="spellStart"/>
+            <w:r>
+              <w:t>coloring</w:t>
+            </w:r>
+            <w:proofErr w:type="spellEnd"/>
           </w:p>
         </w:tc>
         <w:tc>
@@ -24916,8 +25288,13 @@
               <w:cnfStyle w:val="000000000000" w:firstRow="0" w:lastRow="0" w:firstColumn="0" w:lastColumn="0" w:oddVBand="0" w:evenVBand="0" w:oddHBand="0" w:evenHBand="0" w:firstRowFirstColumn="0" w:firstRowLastColumn="0" w:lastRowFirstColumn="0" w:lastRowLastColumn="0"/>
             </w:pPr>
             <w:r>
-              <w:t>adjacent regions different color</w:t>
-            </w:r>
+              <w:t xml:space="preserve">adjacent regions different </w:t>
+            </w:r>
+            <w:proofErr w:type="spellStart"/>
+            <w:r>
+              <w:t>color</w:t>
+            </w:r>
+            <w:proofErr w:type="spellEnd"/>
           </w:p>
         </w:tc>
       </w:tr>
@@ -24925,7 +25302,7 @@
     <w:p>
       <w:r>
         <w:pict w14:anchorId="771F8FCD">
-          <v:rect id="_x0000_i2109" style="width:0;height:1.5pt" o:hralign="center" o:hrstd="t" o:hr="t" fillcolor="#a0a0a0" stroked="f"/>
+          <v:rect id="_x0000_i1226" style="width:0;height:1.5pt" o:hralign="center" o:hrstd="t" o:hr="t" fillcolor="#a0a0a0" stroked="f"/>
         </w:pict>
       </w:r>
     </w:p>
@@ -24948,25 +25325,44 @@
       <w:r>
         <w:t xml:space="preserve">Goal: Place </w:t>
       </w:r>
-      <w:r>
-        <w:rPr>
-          <w:b/>
-          <w:bCs/>
-        </w:rPr>
-        <w:t>N queens on chessboard</w:t>
+      <w:proofErr w:type="spellStart"/>
+      <w:r>
+        <w:rPr>
+          <w:b/>
+          <w:bCs/>
+        </w:rPr>
+        <w:t>N</w:t>
+      </w:r>
+      <w:proofErr w:type="spellEnd"/>
+      <w:r>
+        <w:rPr>
+          <w:b/>
+          <w:bCs/>
+        </w:rPr>
+        <w:t xml:space="preserve"> queens on chessboard</w:t>
       </w:r>
       <w:r>
         <w:t xml:space="preserve"> so that none attack each other.</w:t>
       </w:r>
     </w:p>
     <w:p>
-      <w:r>
-        <w:t>Variables:Queen positions</w:t>
-      </w:r>
-    </w:p>
-    <w:p>
-      <w:r>
-        <w:t>Domain:board positions</w:t>
+      <w:proofErr w:type="spellStart"/>
+      <w:r>
+        <w:t>Variables:Queen</w:t>
+      </w:r>
+      <w:proofErr w:type="spellEnd"/>
+      <w:r>
+        <w:t xml:space="preserve"> positions</w:t>
+      </w:r>
+    </w:p>
+    <w:p>
+      <w:proofErr w:type="spellStart"/>
+      <w:r>
+        <w:t>Domain:board</w:t>
+      </w:r>
+      <w:proofErr w:type="spellEnd"/>
+      <w:r>
+        <w:t xml:space="preserve"> positions</w:t>
       </w:r>
     </w:p>
     <w:p>
@@ -25011,7 +25407,7 @@
     <w:p>
       <w:r>
         <w:pict w14:anchorId="10DCA1CA">
-          <v:rect id="_x0000_i2110" style="width:0;height:1.5pt" o:hralign="center" o:hrstd="t" o:hr="t" fillcolor="#a0a0a0" stroked="f"/>
+          <v:rect id="_x0000_i1227" style="width:0;height:1.5pt" o:hralign="center" o:hrstd="t" o:hr="t" fillcolor="#a0a0a0" stroked="f"/>
         </w:pict>
       </w:r>
     </w:p>
@@ -25120,7 +25516,7 @@
     <w:p>
       <w:r>
         <w:pict w14:anchorId="7B376EAA">
-          <v:rect id="_x0000_i2111" style="width:0;height:1.5pt" o:hralign="center" o:hrstd="t" o:hr="t" fillcolor="#a0a0a0" stroked="f"/>
+          <v:rect id="_x0000_i1228" style="width:0;height:1.5pt" o:hralign="center" o:hrstd="t" o:hr="t" fillcolor="#a0a0a0" stroked="f"/>
         </w:pict>
       </w:r>
     </w:p>
@@ -25372,7 +25768,7 @@
     <w:p>
       <w:r>
         <w:pict w14:anchorId="189D5703">
-          <v:rect id="_x0000_i2112" style="width:0;height:1.5pt" o:hralign="center" o:hrstd="t" o:hr="t" fillcolor="#a0a0a0" stroked="f"/>
+          <v:rect id="_x0000_i1229" style="width:0;height:1.5pt" o:hralign="center" o:hrstd="t" o:hr="t" fillcolor="#a0a0a0" stroked="f"/>
         </w:pict>
       </w:r>
     </w:p>
@@ -25514,7 +25910,7 @@
     <w:p>
       <w:r>
         <w:pict w14:anchorId="671FCD41">
-          <v:rect id="_x0000_i2113" style="width:0;height:1.5pt" o:hralign="center" o:hrstd="t" o:hr="t" fillcolor="#a0a0a0" stroked="f"/>
+          <v:rect id="_x0000_i1230" style="width:0;height:1.5pt" o:hralign="center" o:hrstd="t" o:hr="t" fillcolor="#a0a0a0" stroked="f"/>
         </w:pict>
       </w:r>
     </w:p>
@@ -25561,7 +25957,7 @@
     <w:p>
       <w:r>
         <w:pict w14:anchorId="4A12152C">
-          <v:rect id="_x0000_i2114" style="width:0;height:1.5pt" o:hralign="center" o:hrstd="t" o:hr="t" fillcolor="#a0a0a0" stroked="f"/>
+          <v:rect id="_x0000_i1231" style="width:0;height:1.5pt" o:hralign="center" o:hrstd="t" o:hr="t" fillcolor="#a0a0a0" stroked="f"/>
         </w:pict>
       </w:r>
     </w:p>
@@ -25647,7 +26043,7 @@
     <w:p>
       <w:r>
         <w:pict w14:anchorId="32C31BAB">
-          <v:rect id="_x0000_i2115" style="width:0;height:1.5pt" o:hralign="center" o:hrstd="t" o:hr="t" fillcolor="#a0a0a0" stroked="f"/>
+          <v:rect id="_x0000_i1232" style="width:0;height:1.5pt" o:hralign="center" o:hrstd="t" o:hr="t" fillcolor="#a0a0a0" stroked="f"/>
         </w:pict>
       </w:r>
     </w:p>
@@ -25822,7 +26218,7 @@
     <w:p>
       <w:r>
         <w:pict w14:anchorId="02092B11">
-          <v:rect id="_x0000_i2116" style="width:0;height:1.5pt" o:hralign="center" o:hrstd="t" o:hr="t" fillcolor="#a0a0a0" stroked="f"/>
+          <v:rect id="_x0000_i1233" style="width:0;height:1.5pt" o:hralign="center" o:hrstd="t" o:hr="t" fillcolor="#a0a0a0" stroked="f"/>
         </w:pict>
       </w:r>
     </w:p>
@@ -25878,7 +26274,15 @@
     </w:p>
     <w:p>
       <w:r>
-        <w:t>The system analyzes:</w:t>
+        <w:t xml:space="preserve">The system </w:t>
+      </w:r>
+      <w:proofErr w:type="spellStart"/>
+      <w:r>
+        <w:t>analyzes</w:t>
+      </w:r>
+      <w:proofErr w:type="spellEnd"/>
+      <w:r>
+        <w:t>:</w:t>
       </w:r>
     </w:p>
     <w:p>
@@ -25933,7 +26337,7 @@
     <w:p>
       <w:r>
         <w:pict w14:anchorId="34C5EAA4">
-          <v:rect id="_x0000_i2117" style="width:0;height:1.5pt" o:hralign="center" o:hrstd="t" o:hr="t" fillcolor="#a0a0a0" stroked="f"/>
+          <v:rect id="_x0000_i1234" style="width:0;height:1.5pt" o:hralign="center" o:hrstd="t" o:hr="t" fillcolor="#a0a0a0" stroked="f"/>
         </w:pict>
       </w:r>
     </w:p>
@@ -25987,7 +26391,7 @@
     <w:p>
       <w:r>
         <w:pict w14:anchorId="27C769A7">
-          <v:rect id="_x0000_i2118" style="width:0;height:1.5pt" o:hralign="center" o:hrstd="t" o:hr="t" fillcolor="#a0a0a0" stroked="f"/>
+          <v:rect id="_x0000_i1235" style="width:0;height:1.5pt" o:hralign="center" o:hrstd="t" o:hr="t" fillcolor="#a0a0a0" stroked="f"/>
         </w:pict>
       </w:r>
     </w:p>
@@ -26059,7 +26463,7 @@
     <w:p>
       <w:r>
         <w:pict w14:anchorId="282CEE81">
-          <v:rect id="_x0000_i2119" style="width:0;height:1.5pt" o:hralign="center" o:hrstd="t" o:hr="t" fillcolor="#a0a0a0" stroked="f"/>
+          <v:rect id="_x0000_i1236" style="width:0;height:1.5pt" o:hralign="center" o:hrstd="t" o:hr="t" fillcolor="#a0a0a0" stroked="f"/>
         </w:pict>
       </w:r>
     </w:p>
@@ -26130,7 +26534,7 @@
     <w:p>
       <w:r>
         <w:pict w14:anchorId="5EC6A59A">
-          <v:rect id="_x0000_i2120" style="width:0;height:1.5pt" o:hralign="center" o:hrstd="t" o:hr="t" fillcolor="#a0a0a0" stroked="f"/>
+          <v:rect id="_x0000_i1237" style="width:0;height:1.5pt" o:hralign="center" o:hrstd="t" o:hr="t" fillcolor="#a0a0a0" stroked="f"/>
         </w:pict>
       </w:r>
     </w:p>
@@ -26200,7 +26604,7 @@
     <w:p>
       <w:r>
         <w:pict w14:anchorId="05CBDD84">
-          <v:rect id="_x0000_i2121" style="width:0;height:1.5pt" o:hralign="center" o:hrstd="t" o:hr="t" fillcolor="#a0a0a0" stroked="f"/>
+          <v:rect id="_x0000_i1238" style="width:0;height:1.5pt" o:hralign="center" o:hrstd="t" o:hr="t" fillcolor="#a0a0a0" stroked="f"/>
         </w:pict>
       </w:r>
     </w:p>
@@ -26273,7 +26677,7 @@
       <w:r>
         <w:lastRenderedPageBreak/>
         <w:pict w14:anchorId="78FDB8E3">
-          <v:rect id="_x0000_i2122" style="width:0;height:1.5pt" o:hralign="center" o:hrstd="t" o:hr="t" fillcolor="#a0a0a0" stroked="f"/>
+          <v:rect id="_x0000_i1239" style="width:0;height:1.5pt" o:hralign="center" o:hrstd="t" o:hr="t" fillcolor="#a0a0a0" stroked="f"/>
         </w:pict>
       </w:r>
     </w:p>
@@ -26468,7 +26872,7 @@
     <w:p>
       <w:r>
         <w:pict w14:anchorId="38AAD58D">
-          <v:rect id="_x0000_i2123" style="width:0;height:1.5pt" o:hralign="center" o:hrstd="t" o:hr="t" fillcolor="#a0a0a0" stroked="f"/>
+          <v:rect id="_x0000_i1240" style="width:0;height:1.5pt" o:hralign="center" o:hrstd="t" o:hr="t" fillcolor="#a0a0a0" stroked="f"/>
         </w:pict>
       </w:r>
     </w:p>
@@ -26742,7 +27146,7 @@
     <w:p>
       <w:r>
         <w:pict w14:anchorId="0CCF4A15">
-          <v:rect id="_x0000_i2124" style="width:0;height:1.5pt" o:hralign="center" o:hrstd="t" o:hr="t" fillcolor="#a0a0a0" stroked="f"/>
+          <v:rect id="_x0000_i1241" style="width:0;height:1.5pt" o:hralign="center" o:hrstd="t" o:hr="t" fillcolor="#a0a0a0" stroked="f"/>
         </w:pict>
       </w:r>
     </w:p>
@@ -26789,7 +27193,7 @@
     <w:p>
       <w:r>
         <w:pict w14:anchorId="0759C287">
-          <v:rect id="_x0000_i2125" style="width:0;height:1.5pt" o:hralign="center" o:hrstd="t" o:hr="t" fillcolor="#a0a0a0" stroked="f"/>
+          <v:rect id="_x0000_i1242" style="width:0;height:1.5pt" o:hralign="center" o:hrstd="t" o:hr="t" fillcolor="#a0a0a0" stroked="f"/>
         </w:pict>
       </w:r>
     </w:p>
@@ -26899,7 +27303,7 @@
     <w:p>
       <w:r>
         <w:pict w14:anchorId="19885FAE">
-          <v:rect id="_x0000_i2126" style="width:0;height:1.5pt" o:hralign="center" o:hrstd="t" o:hr="t" fillcolor="#a0a0a0" stroked="f"/>
+          <v:rect id="_x0000_i1243" style="width:0;height:1.5pt" o:hralign="center" o:hrstd="t" o:hr="t" fillcolor="#a0a0a0" stroked="f"/>
         </w:pict>
       </w:r>
     </w:p>
@@ -26983,7 +27387,7 @@
     <w:p>
       <w:r>
         <w:pict w14:anchorId="1FCB5740">
-          <v:rect id="_x0000_i2127" style="width:0;height:1.5pt" o:hralign="center" o:hrstd="t" o:hr="t" fillcolor="#a0a0a0" stroked="f"/>
+          <v:rect id="_x0000_i1244" style="width:0;height:1.5pt" o:hralign="center" o:hrstd="t" o:hr="t" fillcolor="#a0a0a0" stroked="f"/>
         </w:pict>
       </w:r>
     </w:p>
@@ -27153,7 +27557,7 @@
     <w:p>
       <w:r>
         <w:pict w14:anchorId="56DEFF33">
-          <v:rect id="_x0000_i2128" style="width:0;height:1.5pt" o:hralign="center" o:hrstd="t" o:hr="t" fillcolor="#a0a0a0" stroked="f"/>
+          <v:rect id="_x0000_i1245" style="width:0;height:1.5pt" o:hralign="center" o:hrstd="t" o:hr="t" fillcolor="#a0a0a0" stroked="f"/>
         </w:pict>
       </w:r>
     </w:p>
@@ -27324,7 +27728,7 @@
       <w:r>
         <w:lastRenderedPageBreak/>
         <w:pict w14:anchorId="43F13645">
-          <v:rect id="_x0000_i2129" style="width:0;height:1.5pt" o:hralign="center" o:hrstd="t" o:hr="t" fillcolor="#a0a0a0" stroked="f"/>
+          <v:rect id="_x0000_i1246" style="width:0;height:1.5pt" o:hralign="center" o:hrstd="t" o:hr="t" fillcolor="#a0a0a0" stroked="f"/>
         </w:pict>
       </w:r>
     </w:p>
@@ -27526,7 +27930,7 @@
     <w:p>
       <w:r>
         <w:pict w14:anchorId="17BBE0BE">
-          <v:rect id="_x0000_i2130" style="width:0;height:1.5pt" o:hralign="center" o:hrstd="t" o:hr="t" fillcolor="#a0a0a0" stroked="f"/>
+          <v:rect id="_x0000_i1247" style="width:0;height:1.5pt" o:hralign="center" o:hrstd="t" o:hr="t" fillcolor="#a0a0a0" stroked="f"/>
         </w:pict>
       </w:r>
     </w:p>
@@ -27676,7 +28080,7 @@
     <w:p>
       <w:r>
         <w:pict w14:anchorId="1DA98D2D">
-          <v:rect id="_x0000_i2131" style="width:0;height:1.5pt" o:hralign="center" o:hrstd="t" o:hr="t" fillcolor="#a0a0a0" stroked="f"/>
+          <v:rect id="_x0000_i1248" style="width:0;height:1.5pt" o:hralign="center" o:hrstd="t" o:hr="t" fillcolor="#a0a0a0" stroked="f"/>
         </w:pict>
       </w:r>
     </w:p>
@@ -27893,18 +28297,187 @@
     <w:p>
       <w:r>
         <w:pict w14:anchorId="0C99BB03">
-          <v:rect id="_x0000_i2132" style="width:0;height:1.5pt" o:hralign="center" o:hrstd="t" o:hr="t" fillcolor="#a0a0a0" stroked="f"/>
+          <v:rect id="_x0000_i1249" style="width:0;height:1.5pt" o:hralign="center" o:hrstd="t" o:hr="t" fillcolor="#a0a0a0" stroked="f"/>
         </w:pict>
       </w:r>
     </w:p>
     <w:sectPr>
+      <w:headerReference w:type="even" r:id="rId8"/>
+      <w:headerReference w:type="default" r:id="rId9"/>
+      <w:footerReference w:type="even" r:id="rId10"/>
+      <w:footerReference w:type="default" r:id="rId11"/>
+      <w:headerReference w:type="first" r:id="rId12"/>
+      <w:footerReference w:type="first" r:id="rId13"/>
       <w:pgSz w:w="11906" w:h="16838"/>
       <w:pgMar w:top="1440" w:right="1440" w:bottom="1440" w:left="1440" w:header="708" w:footer="708" w:gutter="0"/>
+      <w:pgBorders w:offsetFrom="page">
+        <w:top w:val="single" w:sz="4" w:space="24" w:color="auto"/>
+        <w:left w:val="single" w:sz="4" w:space="24" w:color="auto"/>
+        <w:bottom w:val="single" w:sz="4" w:space="24" w:color="auto"/>
+        <w:right w:val="single" w:sz="4" w:space="24" w:color="auto"/>
+      </w:pgBorders>
       <w:cols w:space="708"/>
       <w:docGrid w:linePitch="360"/>
     </w:sectPr>
   </w:body>
 </w:document>
+</file>
+
+<file path=word/endnotes.xml><?xml version="1.0" encoding="utf-8"?>
+<w:endnotes xmlns:wpc="http://schemas.microsoft.com/office/word/2010/wordprocessingCanvas" xmlns:cx="http://schemas.microsoft.com/office/drawing/2014/chartex" xmlns:cx1="http://schemas.microsoft.com/office/drawing/2015/9/8/chartex" xmlns:cx2="http://schemas.microsoft.com/office/drawing/2015/10/21/chartex" xmlns:cx3="http://schemas.microsoft.com/office/drawing/2016/5/9/chartex" xmlns:cx4="http://schemas.microsoft.com/office/drawing/2016/5/10/chartex" xmlns:cx5="http://schemas.microsoft.com/office/drawing/2016/5/11/chartex" xmlns:cx6="http://schemas.microsoft.com/office/drawing/2016/5/12/chartex" xmlns:cx7="http://schemas.microsoft.com/office/drawing/2016/5/13/chartex" xmlns:cx8="http://schemas.microsoft.com/office/drawing/2016/5/14/chartex" xmlns:mc="http://schemas.openxmlformats.org/markup-compatibility/2006" xmlns:aink="http://schemas.microsoft.com/office/drawing/2016/ink" xmlns:am3d="http://schemas.microsoft.com/office/drawing/2017/model3d" xmlns:o="urn:schemas-microsoft-com:office:office" xmlns:oel="http://schemas.microsoft.com/office/2019/extlst" xmlns:r="http://schemas.openxmlformats.org/officeDocument/2006/relationships" xmlns:m="http://schemas.openxmlformats.org/officeDocument/2006/math" xmlns:v="urn:schemas-microsoft-com:vml" xmlns:wp14="http://schemas.microsoft.com/office/word/2010/wordprocessingDrawing" xmlns:wp="http://schemas.openxmlformats.org/drawingml/2006/wordprocessingDrawing" xmlns:w10="urn:schemas-microsoft-com:office:word" xmlns:w="http://schemas.openxmlformats.org/wordprocessingml/2006/main" xmlns:w14="http://schemas.microsoft.com/office/word/2010/wordml" xmlns:w15="http://schemas.microsoft.com/office/word/2012/wordml" xmlns:w16cex="http://schemas.microsoft.com/office/word/2018/wordml/cex" xmlns:w16cid="http://schemas.microsoft.com/office/word/2016/wordml/cid" xmlns:w16="http://schemas.microsoft.com/office/word/2018/wordml" xmlns:w16du="http://schemas.microsoft.com/office/word/2023/wordml/word16du" xmlns:w16sdtdh="http://schemas.microsoft.com/office/word/2020/wordml/sdtdatahash" xmlns:w16sdtfl="http://schemas.microsoft.com/office/word/2024/wordml/sdtformatlock" xmlns:w16se="http://schemas.microsoft.com/office/word/2015/wordml/symex" xmlns:wpg="http://schemas.microsoft.com/office/word/2010/wordprocessingGroup" xmlns:wpi="http://schemas.microsoft.com/office/word/2010/wordprocessingInk" xmlns:wne="http://schemas.microsoft.com/office/word/2006/wordml" xmlns:wps="http://schemas.microsoft.com/office/word/2010/wordprocessingShape" mc:Ignorable="w14 w15 w16se w16cid w16 w16cex w16sdtdh w16sdtfl w16du wp14">
+  <w:endnote w:type="separator" w:id="-1">
+    <w:p>
+      <w:pPr>
+        <w:spacing w:after="0" w:line="240" w:lineRule="auto"/>
+      </w:pPr>
+      <w:r>
+        <w:separator/>
+      </w:r>
+    </w:p>
+  </w:endnote>
+  <w:endnote w:type="continuationSeparator" w:id="0">
+    <w:p>
+      <w:pPr>
+        <w:spacing w:after="0" w:line="240" w:lineRule="auto"/>
+      </w:pPr>
+      <w:r>
+        <w:continuationSeparator/>
+      </w:r>
+    </w:p>
+  </w:endnote>
+</w:endnotes>
+</file>
+
+<file path=word/footer1.xml><?xml version="1.0" encoding="utf-8"?>
+<w:ftr xmlns:wpc="http://schemas.microsoft.com/office/word/2010/wordprocessingCanvas" xmlns:cx="http://schemas.microsoft.com/office/drawing/2014/chartex" xmlns:cx1="http://schemas.microsoft.com/office/drawing/2015/9/8/chartex" xmlns:cx2="http://schemas.microsoft.com/office/drawing/2015/10/21/chartex" xmlns:cx3="http://schemas.microsoft.com/office/drawing/2016/5/9/chartex" xmlns:cx4="http://schemas.microsoft.com/office/drawing/2016/5/10/chartex" xmlns:cx5="http://schemas.microsoft.com/office/drawing/2016/5/11/chartex" xmlns:cx6="http://schemas.microsoft.com/office/drawing/2016/5/12/chartex" xmlns:cx7="http://schemas.microsoft.com/office/drawing/2016/5/13/chartex" xmlns:cx8="http://schemas.microsoft.com/office/drawing/2016/5/14/chartex" xmlns:mc="http://schemas.openxmlformats.org/markup-compatibility/2006" xmlns:aink="http://schemas.microsoft.com/office/drawing/2016/ink" xmlns:am3d="http://schemas.microsoft.com/office/drawing/2017/model3d" xmlns:o="urn:schemas-microsoft-com:office:office" xmlns:oel="http://schemas.microsoft.com/office/2019/extlst" xmlns:r="http://schemas.openxmlformats.org/officeDocument/2006/relationships" xmlns:m="http://schemas.openxmlformats.org/officeDocument/2006/math" xmlns:v="urn:schemas-microsoft-com:vml" xmlns:wp14="http://schemas.microsoft.com/office/word/2010/wordprocessingDrawing" xmlns:wp="http://schemas.openxmlformats.org/drawingml/2006/wordprocessingDrawing" xmlns:w10="urn:schemas-microsoft-com:office:word" xmlns:w="http://schemas.openxmlformats.org/wordprocessingml/2006/main" xmlns:w14="http://schemas.microsoft.com/office/word/2010/wordml" xmlns:w15="http://schemas.microsoft.com/office/word/2012/wordml" xmlns:w16cex="http://schemas.microsoft.com/office/word/2018/wordml/cex" xmlns:w16cid="http://schemas.microsoft.com/office/word/2016/wordml/cid" xmlns:w16="http://schemas.microsoft.com/office/word/2018/wordml" xmlns:w16du="http://schemas.microsoft.com/office/word/2023/wordml/word16du" xmlns:w16sdtdh="http://schemas.microsoft.com/office/word/2020/wordml/sdtdatahash" xmlns:w16sdtfl="http://schemas.microsoft.com/office/word/2024/wordml/sdtformatlock" xmlns:w16se="http://schemas.microsoft.com/office/word/2015/wordml/symex" xmlns:wpg="http://schemas.microsoft.com/office/word/2010/wordprocessingGroup" xmlns:wpi="http://schemas.microsoft.com/office/word/2010/wordprocessingInk" xmlns:wne="http://schemas.microsoft.com/office/word/2006/wordml" xmlns:wps="http://schemas.microsoft.com/office/word/2010/wordprocessingShape" mc:Ignorable="w14 w15 w16se w16cid w16 w16cex w16sdtdh w16sdtfl w16du wp14">
+  <w:p>
+    <w:pPr>
+      <w:pStyle w:val="Footer"/>
+    </w:pPr>
+  </w:p>
+</w:ftr>
+</file>
+
+<file path=word/footer2.xml><?xml version="1.0" encoding="utf-8"?>
+<w:ftr xmlns:wpc="http://schemas.microsoft.com/office/word/2010/wordprocessingCanvas" xmlns:cx="http://schemas.microsoft.com/office/drawing/2014/chartex" xmlns:cx1="http://schemas.microsoft.com/office/drawing/2015/9/8/chartex" xmlns:cx2="http://schemas.microsoft.com/office/drawing/2015/10/21/chartex" xmlns:cx3="http://schemas.microsoft.com/office/drawing/2016/5/9/chartex" xmlns:cx4="http://schemas.microsoft.com/office/drawing/2016/5/10/chartex" xmlns:cx5="http://schemas.microsoft.com/office/drawing/2016/5/11/chartex" xmlns:cx6="http://schemas.microsoft.com/office/drawing/2016/5/12/chartex" xmlns:cx7="http://schemas.microsoft.com/office/drawing/2016/5/13/chartex" xmlns:cx8="http://schemas.microsoft.com/office/drawing/2016/5/14/chartex" xmlns:mc="http://schemas.openxmlformats.org/markup-compatibility/2006" xmlns:aink="http://schemas.microsoft.com/office/drawing/2016/ink" xmlns:am3d="http://schemas.microsoft.com/office/drawing/2017/model3d" xmlns:o="urn:schemas-microsoft-com:office:office" xmlns:oel="http://schemas.microsoft.com/office/2019/extlst" xmlns:r="http://schemas.openxmlformats.org/officeDocument/2006/relationships" xmlns:m="http://schemas.openxmlformats.org/officeDocument/2006/math" xmlns:v="urn:schemas-microsoft-com:vml" xmlns:wp14="http://schemas.microsoft.com/office/word/2010/wordprocessingDrawing" xmlns:wp="http://schemas.openxmlformats.org/drawingml/2006/wordprocessingDrawing" xmlns:w10="urn:schemas-microsoft-com:office:word" xmlns:w="http://schemas.openxmlformats.org/wordprocessingml/2006/main" xmlns:w14="http://schemas.microsoft.com/office/word/2010/wordml" xmlns:w15="http://schemas.microsoft.com/office/word/2012/wordml" xmlns:w16cex="http://schemas.microsoft.com/office/word/2018/wordml/cex" xmlns:w16cid="http://schemas.microsoft.com/office/word/2016/wordml/cid" xmlns:w16="http://schemas.microsoft.com/office/word/2018/wordml" xmlns:w16du="http://schemas.microsoft.com/office/word/2023/wordml/word16du" xmlns:w16sdtdh="http://schemas.microsoft.com/office/word/2020/wordml/sdtdatahash" xmlns:w16sdtfl="http://schemas.microsoft.com/office/word/2024/wordml/sdtformatlock" xmlns:w16se="http://schemas.microsoft.com/office/word/2015/wordml/symex" xmlns:wpg="http://schemas.microsoft.com/office/word/2010/wordprocessingGroup" xmlns:wpi="http://schemas.microsoft.com/office/word/2010/wordprocessingInk" xmlns:wne="http://schemas.microsoft.com/office/word/2006/wordml" xmlns:wps="http://schemas.microsoft.com/office/word/2010/wordprocessingShape" mc:Ignorable="w14 w15 w16se w16cid w16 w16cex w16sdtdh w16sdtfl w16du wp14">
+  <w:p>
+    <w:pPr>
+      <w:pStyle w:val="Footer"/>
+    </w:pPr>
+  </w:p>
+</w:ftr>
+</file>
+
+<file path=word/footer3.xml><?xml version="1.0" encoding="utf-8"?>
+<w:ftr xmlns:wpc="http://schemas.microsoft.com/office/word/2010/wordprocessingCanvas" xmlns:cx="http://schemas.microsoft.com/office/drawing/2014/chartex" xmlns:cx1="http://schemas.microsoft.com/office/drawing/2015/9/8/chartex" xmlns:cx2="http://schemas.microsoft.com/office/drawing/2015/10/21/chartex" xmlns:cx3="http://schemas.microsoft.com/office/drawing/2016/5/9/chartex" xmlns:cx4="http://schemas.microsoft.com/office/drawing/2016/5/10/chartex" xmlns:cx5="http://schemas.microsoft.com/office/drawing/2016/5/11/chartex" xmlns:cx6="http://schemas.microsoft.com/office/drawing/2016/5/12/chartex" xmlns:cx7="http://schemas.microsoft.com/office/drawing/2016/5/13/chartex" xmlns:cx8="http://schemas.microsoft.com/office/drawing/2016/5/14/chartex" xmlns:mc="http://schemas.openxmlformats.org/markup-compatibility/2006" xmlns:aink="http://schemas.microsoft.com/office/drawing/2016/ink" xmlns:am3d="http://schemas.microsoft.com/office/drawing/2017/model3d" xmlns:o="urn:schemas-microsoft-com:office:office" xmlns:oel="http://schemas.microsoft.com/office/2019/extlst" xmlns:r="http://schemas.openxmlformats.org/officeDocument/2006/relationships" xmlns:m="http://schemas.openxmlformats.org/officeDocument/2006/math" xmlns:v="urn:schemas-microsoft-com:vml" xmlns:wp14="http://schemas.microsoft.com/office/word/2010/wordprocessingDrawing" xmlns:wp="http://schemas.openxmlformats.org/drawingml/2006/wordprocessingDrawing" xmlns:w10="urn:schemas-microsoft-com:office:word" xmlns:w="http://schemas.openxmlformats.org/wordprocessingml/2006/main" xmlns:w14="http://schemas.microsoft.com/office/word/2010/wordml" xmlns:w15="http://schemas.microsoft.com/office/word/2012/wordml" xmlns:w16cex="http://schemas.microsoft.com/office/word/2018/wordml/cex" xmlns:w16cid="http://schemas.microsoft.com/office/word/2016/wordml/cid" xmlns:w16="http://schemas.microsoft.com/office/word/2018/wordml" xmlns:w16du="http://schemas.microsoft.com/office/word/2023/wordml/word16du" xmlns:w16sdtdh="http://schemas.microsoft.com/office/word/2020/wordml/sdtdatahash" xmlns:w16sdtfl="http://schemas.microsoft.com/office/word/2024/wordml/sdtformatlock" xmlns:w16se="http://schemas.microsoft.com/office/word/2015/wordml/symex" xmlns:wpg="http://schemas.microsoft.com/office/word/2010/wordprocessingGroup" xmlns:wpi="http://schemas.microsoft.com/office/word/2010/wordprocessingInk" xmlns:wne="http://schemas.microsoft.com/office/word/2006/wordml" xmlns:wps="http://schemas.microsoft.com/office/word/2010/wordprocessingShape" mc:Ignorable="w14 w15 w16se w16cid w16 w16cex w16sdtdh w16sdtfl w16du wp14">
+  <w:p>
+    <w:pPr>
+      <w:pStyle w:val="Footer"/>
+    </w:pPr>
+  </w:p>
+</w:ftr>
+</file>
+
+<file path=word/footnotes.xml><?xml version="1.0" encoding="utf-8"?>
+<w:footnotes xmlns:wpc="http://schemas.microsoft.com/office/word/2010/wordprocessingCanvas" xmlns:cx="http://schemas.microsoft.com/office/drawing/2014/chartex" xmlns:cx1="http://schemas.microsoft.com/office/drawing/2015/9/8/chartex" xmlns:cx2="http://schemas.microsoft.com/office/drawing/2015/10/21/chartex" xmlns:cx3="http://schemas.microsoft.com/office/drawing/2016/5/9/chartex" xmlns:cx4="http://schemas.microsoft.com/office/drawing/2016/5/10/chartex" xmlns:cx5="http://schemas.microsoft.com/office/drawing/2016/5/11/chartex" xmlns:cx6="http://schemas.microsoft.com/office/drawing/2016/5/12/chartex" xmlns:cx7="http://schemas.microsoft.com/office/drawing/2016/5/13/chartex" xmlns:cx8="http://schemas.microsoft.com/office/drawing/2016/5/14/chartex" xmlns:mc="http://schemas.openxmlformats.org/markup-compatibility/2006" xmlns:aink="http://schemas.microsoft.com/office/drawing/2016/ink" xmlns:am3d="http://schemas.microsoft.com/office/drawing/2017/model3d" xmlns:o="urn:schemas-microsoft-com:office:office" xmlns:oel="http://schemas.microsoft.com/office/2019/extlst" xmlns:r="http://schemas.openxmlformats.org/officeDocument/2006/relationships" xmlns:m="http://schemas.openxmlformats.org/officeDocument/2006/math" xmlns:v="urn:schemas-microsoft-com:vml" xmlns:wp14="http://schemas.microsoft.com/office/word/2010/wordprocessingDrawing" xmlns:wp="http://schemas.openxmlformats.org/drawingml/2006/wordprocessingDrawing" xmlns:w10="urn:schemas-microsoft-com:office:word" xmlns:w="http://schemas.openxmlformats.org/wordprocessingml/2006/main" xmlns:w14="http://schemas.microsoft.com/office/word/2010/wordml" xmlns:w15="http://schemas.microsoft.com/office/word/2012/wordml" xmlns:w16cex="http://schemas.microsoft.com/office/word/2018/wordml/cex" xmlns:w16cid="http://schemas.microsoft.com/office/word/2016/wordml/cid" xmlns:w16="http://schemas.microsoft.com/office/word/2018/wordml" xmlns:w16du="http://schemas.microsoft.com/office/word/2023/wordml/word16du" xmlns:w16sdtdh="http://schemas.microsoft.com/office/word/2020/wordml/sdtdatahash" xmlns:w16sdtfl="http://schemas.microsoft.com/office/word/2024/wordml/sdtformatlock" xmlns:w16se="http://schemas.microsoft.com/office/word/2015/wordml/symex" xmlns:wpg="http://schemas.microsoft.com/office/word/2010/wordprocessingGroup" xmlns:wpi="http://schemas.microsoft.com/office/word/2010/wordprocessingInk" xmlns:wne="http://schemas.microsoft.com/office/word/2006/wordml" xmlns:wps="http://schemas.microsoft.com/office/word/2010/wordprocessingShape" mc:Ignorable="w14 w15 w16se w16cid w16 w16cex w16sdtdh w16sdtfl w16du wp14">
+  <w:footnote w:type="separator" w:id="-1">
+    <w:p>
+      <w:pPr>
+        <w:spacing w:after="0" w:line="240" w:lineRule="auto"/>
+      </w:pPr>
+      <w:r>
+        <w:separator/>
+      </w:r>
+    </w:p>
+  </w:footnote>
+  <w:footnote w:type="continuationSeparator" w:id="0">
+    <w:p>
+      <w:pPr>
+        <w:spacing w:after="0" w:line="240" w:lineRule="auto"/>
+      </w:pPr>
+      <w:r>
+        <w:continuationSeparator/>
+      </w:r>
+    </w:p>
+  </w:footnote>
+</w:footnotes>
+</file>
+
+<file path=word/header1.xml><?xml version="1.0" encoding="utf-8"?>
+<w:hdr xmlns:wpc="http://schemas.microsoft.com/office/word/2010/wordprocessingCanvas" xmlns:cx="http://schemas.microsoft.com/office/drawing/2014/chartex" xmlns:cx1="http://schemas.microsoft.com/office/drawing/2015/9/8/chartex" xmlns:cx2="http://schemas.microsoft.com/office/drawing/2015/10/21/chartex" xmlns:cx3="http://schemas.microsoft.com/office/drawing/2016/5/9/chartex" xmlns:cx4="http://schemas.microsoft.com/office/drawing/2016/5/10/chartex" xmlns:cx5="http://schemas.microsoft.com/office/drawing/2016/5/11/chartex" xmlns:cx6="http://schemas.microsoft.com/office/drawing/2016/5/12/chartex" xmlns:cx7="http://schemas.microsoft.com/office/drawing/2016/5/13/chartex" xmlns:cx8="http://schemas.microsoft.com/office/drawing/2016/5/14/chartex" xmlns:mc="http://schemas.openxmlformats.org/markup-compatibility/2006" xmlns:aink="http://schemas.microsoft.com/office/drawing/2016/ink" xmlns:am3d="http://schemas.microsoft.com/office/drawing/2017/model3d" xmlns:o="urn:schemas-microsoft-com:office:office" xmlns:oel="http://schemas.microsoft.com/office/2019/extlst" xmlns:r="http://schemas.openxmlformats.org/officeDocument/2006/relationships" xmlns:m="http://schemas.openxmlformats.org/officeDocument/2006/math" xmlns:v="urn:schemas-microsoft-com:vml" xmlns:wp14="http://schemas.microsoft.com/office/word/2010/wordprocessingDrawing" xmlns:wp="http://schemas.openxmlformats.org/drawingml/2006/wordprocessingDrawing" xmlns:w10="urn:schemas-microsoft-com:office:word" xmlns:w="http://schemas.openxmlformats.org/wordprocessingml/2006/main" xmlns:w14="http://schemas.microsoft.com/office/word/2010/wordml" xmlns:w15="http://schemas.microsoft.com/office/word/2012/wordml" xmlns:w16cex="http://schemas.microsoft.com/office/word/2018/wordml/cex" xmlns:w16cid="http://schemas.microsoft.com/office/word/2016/wordml/cid" xmlns:w16="http://schemas.microsoft.com/office/word/2018/wordml" xmlns:w16du="http://schemas.microsoft.com/office/word/2023/wordml/word16du" xmlns:w16sdtdh="http://schemas.microsoft.com/office/word/2020/wordml/sdtdatahash" xmlns:w16sdtfl="http://schemas.microsoft.com/office/word/2024/wordml/sdtformatlock" xmlns:w16se="http://schemas.microsoft.com/office/word/2015/wordml/symex" xmlns:wpg="http://schemas.microsoft.com/office/word/2010/wordprocessingGroup" xmlns:wpi="http://schemas.microsoft.com/office/word/2010/wordprocessingInk" xmlns:wne="http://schemas.microsoft.com/office/word/2006/wordml" xmlns:wps="http://schemas.microsoft.com/office/word/2010/wordprocessingShape" mc:Ignorable="w14 w15 w16se w16cid w16 w16cex w16sdtdh w16sdtfl w16du wp14">
+  <w:p>
+    <w:pPr>
+      <w:pStyle w:val="Header"/>
+    </w:pPr>
+  </w:p>
+</w:hdr>
+</file>
+
+<file path=word/header2.xml><?xml version="1.0" encoding="utf-8"?>
+<w:hdr xmlns:wpc="http://schemas.microsoft.com/office/word/2010/wordprocessingCanvas" xmlns:cx="http://schemas.microsoft.com/office/drawing/2014/chartex" xmlns:cx1="http://schemas.microsoft.com/office/drawing/2015/9/8/chartex" xmlns:cx2="http://schemas.microsoft.com/office/drawing/2015/10/21/chartex" xmlns:cx3="http://schemas.microsoft.com/office/drawing/2016/5/9/chartex" xmlns:cx4="http://schemas.microsoft.com/office/drawing/2016/5/10/chartex" xmlns:cx5="http://schemas.microsoft.com/office/drawing/2016/5/11/chartex" xmlns:cx6="http://schemas.microsoft.com/office/drawing/2016/5/12/chartex" xmlns:cx7="http://schemas.microsoft.com/office/drawing/2016/5/13/chartex" xmlns:cx8="http://schemas.microsoft.com/office/drawing/2016/5/14/chartex" xmlns:mc="http://schemas.openxmlformats.org/markup-compatibility/2006" xmlns:aink="http://schemas.microsoft.com/office/drawing/2016/ink" xmlns:am3d="http://schemas.microsoft.com/office/drawing/2017/model3d" xmlns:o="urn:schemas-microsoft-com:office:office" xmlns:oel="http://schemas.microsoft.com/office/2019/extlst" xmlns:r="http://schemas.openxmlformats.org/officeDocument/2006/relationships" xmlns:m="http://schemas.openxmlformats.org/officeDocument/2006/math" xmlns:v="urn:schemas-microsoft-com:vml" xmlns:wp14="http://schemas.microsoft.com/office/word/2010/wordprocessingDrawing" xmlns:wp="http://schemas.openxmlformats.org/drawingml/2006/wordprocessingDrawing" xmlns:w10="urn:schemas-microsoft-com:office:word" xmlns:w="http://schemas.openxmlformats.org/wordprocessingml/2006/main" xmlns:w14="http://schemas.microsoft.com/office/word/2010/wordml" xmlns:w15="http://schemas.microsoft.com/office/word/2012/wordml" xmlns:w16cex="http://schemas.microsoft.com/office/word/2018/wordml/cex" xmlns:w16cid="http://schemas.microsoft.com/office/word/2016/wordml/cid" xmlns:w16="http://schemas.microsoft.com/office/word/2018/wordml" xmlns:w16du="http://schemas.microsoft.com/office/word/2023/wordml/word16du" xmlns:w16sdtdh="http://schemas.microsoft.com/office/word/2020/wordml/sdtdatahash" xmlns:w16sdtfl="http://schemas.microsoft.com/office/word/2024/wordml/sdtformatlock" xmlns:w16se="http://schemas.microsoft.com/office/word/2015/wordml/symex" xmlns:wpg="http://schemas.microsoft.com/office/word/2010/wordprocessingGroup" xmlns:wpi="http://schemas.microsoft.com/office/word/2010/wordprocessingInk" xmlns:wne="http://schemas.microsoft.com/office/word/2006/wordml" xmlns:wps="http://schemas.microsoft.com/office/word/2010/wordprocessingShape" mc:Ignorable="w14 w15 w16se w16cid w16 w16cex w16sdtdh w16sdtfl w16du wp14">
+  <w:sdt>
+    <w:sdtPr>
+      <w:id w:val="1829553076"/>
+      <w:docPartObj>
+        <w:docPartGallery w:val="Watermarks"/>
+        <w:docPartUnique/>
+      </w:docPartObj>
+    </w:sdtPr>
+    <w:sdtContent>
+      <w:p>
+        <w:pPr>
+          <w:pStyle w:val="Header"/>
+        </w:pPr>
+        <w:r>
+          <w:rPr>
+            <w:noProof/>
+          </w:rPr>
+          <w:pict w14:anchorId="2A1F6750">
+            <v:shapetype id="_x0000_t136" coordsize="21600,21600" o:spt="136" adj="10800" path="m@7,l@8,m@5,21600l@6,21600e">
+              <v:formulas>
+                <v:f eqn="sum #0 0 10800"/>
+                <v:f eqn="prod #0 2 1"/>
+                <v:f eqn="sum 21600 0 @1"/>
+                <v:f eqn="sum 0 0 @2"/>
+                <v:f eqn="sum 21600 0 @3"/>
+                <v:f eqn="if @0 @3 0"/>
+                <v:f eqn="if @0 21600 @1"/>
+                <v:f eqn="if @0 0 @2"/>
+                <v:f eqn="if @0 @4 21600"/>
+                <v:f eqn="mid @5 @6"/>
+                <v:f eqn="mid @8 @5"/>
+                <v:f eqn="mid @7 @8"/>
+                <v:f eqn="mid @6 @7"/>
+                <v:f eqn="sum @6 0 @5"/>
+              </v:formulas>
+              <v:path textpathok="t" o:connecttype="custom" o:connectlocs="@9,0;@10,10800;@11,21600;@12,10800" o:connectangles="270,180,90,0"/>
+              <v:textpath on="t" fitshape="t"/>
+              <v:handles>
+                <v:h position="#0,bottomRight" xrange="6629,14971"/>
+              </v:handles>
+              <o:lock v:ext="edit" text="t" shapetype="t"/>
+            </v:shapetype>
+            <v:shape id="PowerPlusWaterMarkObject1385252" o:spid="_x0000_s1025" type="#_x0000_t136" style="position:absolute;margin-left:0;margin-top:0;width:523.95pt;height:112.25pt;rotation:315;z-index:-251657216;mso-position-horizontal:center;mso-position-horizontal-relative:margin;mso-position-vertical:center;mso-position-vertical-relative:margin" o:allowincell="f" fillcolor="silver" stroked="f">
+              <v:fill opacity=".5"/>
+              <v:textpath style="font-family:&quot;Calibri&quot;;font-size:1pt" string="DhruvPatel16120"/>
+              <w10:wrap anchorx="margin" anchory="margin"/>
+            </v:shape>
+          </w:pict>
+        </w:r>
+      </w:p>
+    </w:sdtContent>
+  </w:sdt>
+</w:hdr>
+</file>
+
+<file path=word/header3.xml><?xml version="1.0" encoding="utf-8"?>
+<w:hdr xmlns:wpc="http://schemas.microsoft.com/office/word/2010/wordprocessingCanvas" xmlns:cx="http://schemas.microsoft.com/office/drawing/2014/chartex" xmlns:cx1="http://schemas.microsoft.com/office/drawing/2015/9/8/chartex" xmlns:cx2="http://schemas.microsoft.com/office/drawing/2015/10/21/chartex" xmlns:cx3="http://schemas.microsoft.com/office/drawing/2016/5/9/chartex" xmlns:cx4="http://schemas.microsoft.com/office/drawing/2016/5/10/chartex" xmlns:cx5="http://schemas.microsoft.com/office/drawing/2016/5/11/chartex" xmlns:cx6="http://schemas.microsoft.com/office/drawing/2016/5/12/chartex" xmlns:cx7="http://schemas.microsoft.com/office/drawing/2016/5/13/chartex" xmlns:cx8="http://schemas.microsoft.com/office/drawing/2016/5/14/chartex" xmlns:mc="http://schemas.openxmlformats.org/markup-compatibility/2006" xmlns:aink="http://schemas.microsoft.com/office/drawing/2016/ink" xmlns:am3d="http://schemas.microsoft.com/office/drawing/2017/model3d" xmlns:o="urn:schemas-microsoft-com:office:office" xmlns:oel="http://schemas.microsoft.com/office/2019/extlst" xmlns:r="http://schemas.openxmlformats.org/officeDocument/2006/relationships" xmlns:m="http://schemas.openxmlformats.org/officeDocument/2006/math" xmlns:v="urn:schemas-microsoft-com:vml" xmlns:wp14="http://schemas.microsoft.com/office/word/2010/wordprocessingDrawing" xmlns:wp="http://schemas.openxmlformats.org/drawingml/2006/wordprocessingDrawing" xmlns:w10="urn:schemas-microsoft-com:office:word" xmlns:w="http://schemas.openxmlformats.org/wordprocessingml/2006/main" xmlns:w14="http://schemas.microsoft.com/office/word/2010/wordml" xmlns:w15="http://schemas.microsoft.com/office/word/2012/wordml" xmlns:w16cex="http://schemas.microsoft.com/office/word/2018/wordml/cex" xmlns:w16cid="http://schemas.microsoft.com/office/word/2016/wordml/cid" xmlns:w16="http://schemas.microsoft.com/office/word/2018/wordml" xmlns:w16du="http://schemas.microsoft.com/office/word/2023/wordml/word16du" xmlns:w16sdtdh="http://schemas.microsoft.com/office/word/2020/wordml/sdtdatahash" xmlns:w16sdtfl="http://schemas.microsoft.com/office/word/2024/wordml/sdtformatlock" xmlns:w16se="http://schemas.microsoft.com/office/word/2015/wordml/symex" xmlns:wpg="http://schemas.microsoft.com/office/word/2010/wordprocessingGroup" xmlns:wpi="http://schemas.microsoft.com/office/word/2010/wordprocessingInk" xmlns:wne="http://schemas.microsoft.com/office/word/2006/wordml" xmlns:wps="http://schemas.microsoft.com/office/word/2010/wordprocessingShape" mc:Ignorable="w14 w15 w16se w16cid w16 w16cex w16sdtdh w16sdtfl w16du wp14">
+  <w:p>
+    <w:pPr>
+      <w:pStyle w:val="Header"/>
+    </w:pPr>
+  </w:p>
+</w:hdr>
 </file>
 
 <file path=word/numbering.xml><?xml version="1.0" encoding="utf-8"?>
@@ -37905,6 +38478,7 @@
   <w:style w:type="character" w:default="1" w:styleId="DefaultParagraphFont">
     <w:name w:val="Default Paragraph Font"/>
     <w:uiPriority w:val="1"/>
+    <w:semiHidden/>
     <w:unhideWhenUsed/>
   </w:style>
   <w:style w:type="table" w:default="1" w:styleId="TableNormal">
@@ -38510,6 +39084,50 @@
       </w:tcPr>
     </w:tblStylePr>
   </w:style>
+  <w:style w:type="paragraph" w:styleId="Header">
+    <w:name w:val="header"/>
+    <w:basedOn w:val="Normal"/>
+    <w:link w:val="HeaderChar"/>
+    <w:uiPriority w:val="99"/>
+    <w:unhideWhenUsed/>
+    <w:rsid w:val="00A576CF"/>
+    <w:pPr>
+      <w:tabs>
+        <w:tab w:val="center" w:pos="4513"/>
+        <w:tab w:val="right" w:pos="9026"/>
+      </w:tabs>
+      <w:spacing w:after="0" w:line="240" w:lineRule="auto"/>
+    </w:pPr>
+  </w:style>
+  <w:style w:type="character" w:customStyle="1" w:styleId="HeaderChar">
+    <w:name w:val="Header Char"/>
+    <w:basedOn w:val="DefaultParagraphFont"/>
+    <w:link w:val="Header"/>
+    <w:uiPriority w:val="99"/>
+    <w:rsid w:val="00A576CF"/>
+  </w:style>
+  <w:style w:type="paragraph" w:styleId="Footer">
+    <w:name w:val="footer"/>
+    <w:basedOn w:val="Normal"/>
+    <w:link w:val="FooterChar"/>
+    <w:uiPriority w:val="99"/>
+    <w:unhideWhenUsed/>
+    <w:rsid w:val="00A576CF"/>
+    <w:pPr>
+      <w:tabs>
+        <w:tab w:val="center" w:pos="4513"/>
+        <w:tab w:val="right" w:pos="9026"/>
+      </w:tabs>
+      <w:spacing w:after="0" w:line="240" w:lineRule="auto"/>
+    </w:pPr>
+  </w:style>
+  <w:style w:type="character" w:customStyle="1" w:styleId="FooterChar">
+    <w:name w:val="Footer Char"/>
+    <w:basedOn w:val="DefaultParagraphFont"/>
+    <w:link w:val="Footer"/>
+    <w:uiPriority w:val="99"/>
+    <w:rsid w:val="00A576CF"/>
+  </w:style>
 </w:styles>
 </file>
 
